--- a/lessons/2-4/downloads/reveal/teacher/2.4-session-2-prerequisite-practice-b.docx
+++ b/lessons/2-4/downloads/reveal/teacher/2.4-session-2-prerequisite-practice-b.docx
@@ -15,10 +15,28 @@
         <w:rPr>
           <w:rFonts w:ascii="Avenir Next" w:hAnsi="Avenir Next" w:cs="Avenir Next" w:eastAsia="Avenir Next"/>
           <w:color w:val="1A1A1A"/>
+          <w:sz w:val="22"/>
+          <w:szCs w:val="20"/>
+        </w:rPr>
+        <w:t xml:space="preserve">Name</w:t>
+      </w:r>
+      <w:r>
+        <w:rPr>
+          <w:rFonts w:ascii="Avenir Next" w:hAnsi="Avenir Next" w:cs="Avenir Next" w:eastAsia="Avenir Next"/>
+          <w:color w:val="1A1A1A"/>
           <w:sz w:val="20"/>
           <w:szCs w:val="20"/>
         </w:rPr>
-        <w:t xml:space="preserve">Name</w:t>
+        <w:tab/>
+      </w:r>
+      <w:r>
+        <w:rPr>
+          <w:rFonts w:ascii="Avenir Next" w:hAnsi="Avenir Next" w:cs="Avenir Next" w:eastAsia="Avenir Next"/>
+          <w:color w:val="1A1A1A"/>
+          <w:sz w:val="22"/>
+          <w:szCs w:val="20"/>
+        </w:rPr>
+        <w:t xml:space="preserve">   Date</w:t>
       </w:r>
       <w:r>
         <w:rPr>
@@ -33,25 +51,7 @@
         <w:rPr>
           <w:rFonts w:ascii="Avenir Next" w:hAnsi="Avenir Next" w:cs="Avenir Next" w:eastAsia="Avenir Next"/>
           <w:color w:val="1A1A1A"/>
-          <w:sz w:val="20"/>
-          <w:szCs w:val="20"/>
-        </w:rPr>
-        <w:t xml:space="preserve">   Date</w:t>
-      </w:r>
-      <w:r>
-        <w:rPr>
-          <w:rFonts w:ascii="Avenir Next" w:hAnsi="Avenir Next" w:cs="Avenir Next" w:eastAsia="Avenir Next"/>
-          <w:color w:val="1A1A1A"/>
-          <w:sz w:val="20"/>
-          <w:szCs w:val="20"/>
-        </w:rPr>
-        <w:tab/>
-      </w:r>
-      <w:r>
-        <w:rPr>
-          <w:rFonts w:ascii="Avenir Next" w:hAnsi="Avenir Next" w:cs="Avenir Next" w:eastAsia="Avenir Next"/>
-          <w:color w:val="1A1A1A"/>
-          <w:sz w:val="20"/>
+          <w:sz w:val="22"/>
           <w:szCs w:val="20"/>
         </w:rPr>
         <w:t xml:space="preserve">   Period</w:t>
@@ -78,7 +78,7 @@
           <w:caps/>
           <w:color w:val="003A70"/>
           <w:spacing w:val="12"/>
-          <w:sz w:val="19"/>
+          <w:sz w:val="22"/>
           <w:szCs w:val="19"/>
         </w:rPr>
         <w:t xml:space="preserve">Lesson 2-4  ·  Session 2  ·  Prerequisite Practice B  ·  Skill 1 of 2</w:t>
@@ -86,6 +86,7 @@
     </w:p>
     <w:p>
       <w:pPr>
+        <w:pStyle w:val="Heading1"/>
         <w:keepNext/>
         <w:spacing w:before="0" w:after="10" w:line="240" w:lineRule="auto"/>
       </w:pPr>
@@ -111,7 +112,7 @@
         <w:rPr>
           <w:rFonts w:ascii="Avenir Next" w:hAnsi="Avenir Next" w:cs="Avenir Next" w:eastAsia="Avenir Next"/>
           <w:color w:val="5A5F66"/>
-          <w:sz w:val="17"/>
+          <w:sz w:val="22"/>
           <w:szCs w:val="17"/>
         </w:rPr>
         <w:t xml:space="preserve">Builds on Lesson 2-4 Session 1 · 6.SP.B.4</w:t>
@@ -154,6 +155,7 @@
           </w:tcPr>
           <w:p>
             <w:pPr>
+              <w:pStyle w:val="Heading2"/>
               <w:spacing w:before="0" w:after="0" w:line="252" w:lineRule="auto"/>
             </w:pPr>
             <w:r>
@@ -183,7 +185,7 @@
               <w:rPr>
                 <w:rFonts w:ascii="Avenir Next" w:hAnsi="Avenir Next" w:cs="Avenir Next" w:eastAsia="Avenir Next"/>
                 <w:color w:val="1A1A1A"/>
-                <w:sz w:val="20"/>
+                <w:sz w:val="22"/>
                 <w:szCs w:val="20"/>
               </w:rPr>
               <w:t xml:space="preserve">In problem 2, each team’s seven scores become five numbers: min, Q1, median, Q3, max.</w:t>
@@ -203,6 +205,7 @@
           </w:tcPr>
           <w:p>
             <w:pPr>
+              <w:pStyle w:val="Heading2"/>
               <w:spacing w:before="0" w:after="0" w:line="252" w:lineRule="auto"/>
             </w:pPr>
             <w:r>
@@ -232,7 +235,7 @@
               <w:rPr>
                 <w:rFonts w:ascii="Avenir Next" w:hAnsi="Avenir Next" w:cs="Avenir Next" w:eastAsia="Avenir Next"/>
                 <w:color w:val="1A1A1A"/>
-                <w:sz w:val="20"/>
+                <w:sz w:val="22"/>
                 <w:szCs w:val="20"/>
               </w:rPr>
               <w:t xml:space="preserve">Find the min, Q1, median, Q3, and max of a data set.  </w:t>
@@ -242,7 +245,7 @@
                 <w:rFonts w:ascii="Avenir Next" w:hAnsi="Avenir Next" w:cs="Avenir Next" w:eastAsia="Avenir Next"/>
                 <w:b/>
                 <w:color w:val="1A1A1A"/>
-                <w:sz w:val="20"/>
+                <w:sz w:val="22"/>
                 <w:szCs w:val="20"/>
               </w:rPr>
               <w:t xml:space="preserve">You will use it in Practice Form A, problem 2.</w:t>
@@ -253,6 +256,7 @@
     </w:tbl>
     <w:p>
       <w:pPr>
+        <w:pStyle w:val="Heading2"/>
         <w:keepNext/>
         <w:pBdr>
           <w:bottom w:val="single" w:sz="8" w:space="3" w:color="003A70"/>
@@ -268,7 +272,7 @@
           <w:b/>
           <w:color w:val="003A70"/>
           <w:spacing w:val="14"/>
-          <w:sz w:val="19"/>
+          <w:sz w:val="22"/>
           <w:szCs w:val="19"/>
         </w:rPr>
         <w:t xml:space="preserve">STEPS TO FOLLOW</w:t>
@@ -287,7 +291,7 @@
           <w:rFonts w:ascii="Avenir Next" w:hAnsi="Avenir Next" w:cs="Avenir Next" w:eastAsia="Avenir Next"/>
           <w:i/>
           <w:color w:val="5A5F66"/>
-          <w:sz w:val="17"/>
+          <w:sz w:val="22"/>
           <w:szCs w:val="17"/>
         </w:rPr>
         <w:t xml:space="preserve">use these same steps on every problem</w:t>
@@ -329,6 +333,7 @@
           </w:tcPr>
           <w:p>
             <w:pPr>
+              <w:pStyle w:val="Heading1"/>
               <w:spacing w:before="0" w:after="0" w:line="240" w:lineRule="auto"/>
               <w:jc w:val="center"/>
             </w:pPr>
@@ -358,7 +363,7 @@
                 <w:rFonts w:ascii="Avenir Next" w:hAnsi="Avenir Next" w:cs="Avenir Next" w:eastAsia="Avenir Next"/>
                 <w:b/>
                 <w:color w:val="1A1A1A"/>
-                <w:sz w:val="21"/>
+                <w:sz w:val="22"/>
                 <w:szCs w:val="21"/>
               </w:rPr>
               <w:t xml:space="preserve">Order</w:t>
@@ -367,7 +372,7 @@
               <w:rPr>
                 <w:rFonts w:ascii="Avenir Next" w:hAnsi="Avenir Next" w:cs="Avenir Next" w:eastAsia="Avenir Next"/>
                 <w:color w:val="1A1A1A"/>
-                <w:sz w:val="21"/>
+                <w:sz w:val="22"/>
                 <w:szCs w:val="21"/>
               </w:rPr>
               <w:t xml:space="preserve"> the data. The ends are the min and max.</w:t>
@@ -386,6 +391,7 @@
           </w:tcPr>
           <w:p>
             <w:pPr>
+              <w:pStyle w:val="Heading1"/>
               <w:spacing w:before="0" w:after="0" w:line="240" w:lineRule="auto"/>
               <w:jc w:val="center"/>
             </w:pPr>
@@ -414,7 +420,7 @@
               <w:rPr>
                 <w:rFonts w:ascii="Avenir Next" w:hAnsi="Avenir Next" w:cs="Avenir Next" w:eastAsia="Avenir Next"/>
                 <w:color w:val="1A1A1A"/>
-                <w:sz w:val="21"/>
+                <w:sz w:val="22"/>
                 <w:szCs w:val="21"/>
               </w:rPr>
               <w:t xml:space="preserve">Find the </w:t>
@@ -424,7 +430,7 @@
                 <w:rFonts w:ascii="Avenir Next" w:hAnsi="Avenir Next" w:cs="Avenir Next" w:eastAsia="Avenir Next"/>
                 <w:b/>
                 <w:color w:val="1A1A1A"/>
-                <w:sz w:val="21"/>
+                <w:sz w:val="22"/>
                 <w:szCs w:val="21"/>
               </w:rPr>
               <w:t xml:space="preserve">median</w:t>
@@ -433,7 +439,7 @@
               <w:rPr>
                 <w:rFonts w:ascii="Avenir Next" w:hAnsi="Avenir Next" w:cs="Avenir Next" w:eastAsia="Avenir Next"/>
                 <w:color w:val="1A1A1A"/>
-                <w:sz w:val="21"/>
+                <w:sz w:val="22"/>
                 <w:szCs w:val="21"/>
               </w:rPr>
               <w:t xml:space="preserve">. It splits the data in half.</w:t>
@@ -452,6 +458,7 @@
           </w:tcPr>
           <w:p>
             <w:pPr>
+              <w:pStyle w:val="Heading1"/>
               <w:spacing w:before="0" w:after="0" w:line="240" w:lineRule="auto"/>
               <w:jc w:val="center"/>
             </w:pPr>
@@ -480,7 +487,7 @@
               <w:rPr>
                 <w:rFonts w:ascii="Avenir Next" w:hAnsi="Avenir Next" w:cs="Avenir Next" w:eastAsia="Avenir Next"/>
                 <w:color w:val="1A1A1A"/>
-                <w:sz w:val="21"/>
+                <w:sz w:val="22"/>
                 <w:szCs w:val="21"/>
               </w:rPr>
               <w:t xml:space="preserve">Find the middle of each </w:t>
@@ -490,7 +497,7 @@
                 <w:rFonts w:ascii="Avenir Next" w:hAnsi="Avenir Next" w:cs="Avenir Next" w:eastAsia="Avenir Next"/>
                 <w:b/>
                 <w:color w:val="1A1A1A"/>
-                <w:sz w:val="21"/>
+                <w:sz w:val="22"/>
                 <w:szCs w:val="21"/>
               </w:rPr>
               <w:t xml:space="preserve">half</w:t>
@@ -499,7 +506,7 @@
               <w:rPr>
                 <w:rFonts w:ascii="Avenir Next" w:hAnsi="Avenir Next" w:cs="Avenir Next" w:eastAsia="Avenir Next"/>
                 <w:color w:val="1A1A1A"/>
-                <w:sz w:val="21"/>
+                <w:sz w:val="22"/>
                 <w:szCs w:val="21"/>
               </w:rPr>
               <w:t xml:space="preserve">: Q1 and Q3.</w:t>
@@ -510,6 +517,7 @@
     </w:tbl>
     <w:p>
       <w:pPr>
+        <w:pStyle w:val="Heading2"/>
         <w:keepNext/>
         <w:pBdr>
           <w:bottom w:val="single" w:sz="8" w:space="3" w:color="003A70"/>
@@ -525,7 +533,7 @@
           <w:b/>
           <w:color w:val="003A70"/>
           <w:spacing w:val="14"/>
-          <w:sz w:val="19"/>
+          <w:sz w:val="22"/>
           <w:szCs w:val="19"/>
         </w:rPr>
         <w:t xml:space="preserve">WATCH ME</w:t>
@@ -544,7 +552,7 @@
           <w:rFonts w:ascii="Avenir Next" w:hAnsi="Avenir Next" w:cs="Avenir Next" w:eastAsia="Avenir Next"/>
           <w:i/>
           <w:color w:val="5A5F66"/>
-          <w:sz w:val="17"/>
+          <w:sz w:val="22"/>
           <w:szCs w:val="17"/>
         </w:rPr>
         <w:t xml:space="preserve">the steps in action</w:t>
@@ -559,7 +567,7 @@
           <w:rFonts w:ascii="Avenir Next" w:hAnsi="Avenir Next" w:cs="Avenir Next" w:eastAsia="Avenir Next"/>
           <w:b/>
           <w:color w:val="1A1A1A"/>
-          <w:sz w:val="21"/>
+          <w:sz w:val="22"/>
           <w:szCs w:val="21"/>
         </w:rPr>
         <w:t xml:space="preserve">Find the five-number summary of 14, 31, 20, 9, 27, 18, 23.</w:t>
@@ -578,25 +586,25 @@
           <w:rFonts w:ascii="Avenir Next" w:hAnsi="Avenir Next" w:cs="Avenir Next" w:eastAsia="Avenir Next"/>
           <w:b/>
           <w:color w:val="003A70"/>
+          <w:sz w:val="22"/>
+          <w:szCs w:val="19"/>
+        </w:rPr>
+        <w:t xml:space="preserve">Step 1</w:t>
+      </w:r>
+      <w:r>
+        <w:rPr>
+          <w:rFonts w:ascii="Avenir Next" w:hAnsi="Avenir Next" w:cs="Avenir Next" w:eastAsia="Avenir Next"/>
+          <w:color w:val="1A1A1A"/>
           <w:sz w:val="19"/>
           <w:szCs w:val="19"/>
         </w:rPr>
-        <w:t xml:space="preserve">Step 1</w:t>
-      </w:r>
-      <w:r>
-        <w:rPr>
-          <w:rFonts w:ascii="Avenir Next" w:hAnsi="Avenir Next" w:cs="Avenir Next" w:eastAsia="Avenir Next"/>
-          <w:color w:val="1A1A1A"/>
-          <w:sz w:val="19"/>
-          <w:szCs w:val="19"/>
-        </w:rPr>
         <w:tab/>
       </w:r>
       <w:r>
         <w:rPr>
           <w:rFonts w:ascii="Avenir Next" w:hAnsi="Avenir Next" w:cs="Avenir Next" w:eastAsia="Avenir Next"/>
           <w:color w:val="1A1A1A"/>
-          <w:sz w:val="21"/>
+          <w:sz w:val="22"/>
           <w:szCs w:val="21"/>
         </w:rPr>
         <w:t xml:space="preserve">9, 14, 18, 20, 23, 27, 31. Min 9, max 31.</w:t>
@@ -615,25 +623,25 @@
           <w:rFonts w:ascii="Avenir Next" w:hAnsi="Avenir Next" w:cs="Avenir Next" w:eastAsia="Avenir Next"/>
           <w:b/>
           <w:color w:val="003A70"/>
+          <w:sz w:val="22"/>
+          <w:szCs w:val="19"/>
+        </w:rPr>
+        <w:t xml:space="preserve">Step 2</w:t>
+      </w:r>
+      <w:r>
+        <w:rPr>
+          <w:rFonts w:ascii="Avenir Next" w:hAnsi="Avenir Next" w:cs="Avenir Next" w:eastAsia="Avenir Next"/>
+          <w:color w:val="1A1A1A"/>
           <w:sz w:val="19"/>
           <w:szCs w:val="19"/>
         </w:rPr>
-        <w:t xml:space="preserve">Step 2</w:t>
-      </w:r>
-      <w:r>
-        <w:rPr>
-          <w:rFonts w:ascii="Avenir Next" w:hAnsi="Avenir Next" w:cs="Avenir Next" w:eastAsia="Avenir Next"/>
-          <w:color w:val="1A1A1A"/>
-          <w:sz w:val="19"/>
-          <w:szCs w:val="19"/>
-        </w:rPr>
         <w:tab/>
       </w:r>
       <w:r>
         <w:rPr>
           <w:rFonts w:ascii="Avenir Next" w:hAnsi="Avenir Next" w:cs="Avenir Next" w:eastAsia="Avenir Next"/>
           <w:color w:val="1A1A1A"/>
-          <w:sz w:val="21"/>
+          <w:sz w:val="22"/>
           <w:szCs w:val="21"/>
         </w:rPr>
         <w:t xml:space="preserve">The median is 20.</w:t>
@@ -652,25 +660,25 @@
           <w:rFonts w:ascii="Avenir Next" w:hAnsi="Avenir Next" w:cs="Avenir Next" w:eastAsia="Avenir Next"/>
           <w:b/>
           <w:color w:val="003A70"/>
+          <w:sz w:val="22"/>
+          <w:szCs w:val="19"/>
+        </w:rPr>
+        <w:t xml:space="preserve">Step 3</w:t>
+      </w:r>
+      <w:r>
+        <w:rPr>
+          <w:rFonts w:ascii="Avenir Next" w:hAnsi="Avenir Next" w:cs="Avenir Next" w:eastAsia="Avenir Next"/>
+          <w:color w:val="1A1A1A"/>
           <w:sz w:val="19"/>
           <w:szCs w:val="19"/>
         </w:rPr>
-        <w:t xml:space="preserve">Step 3</w:t>
-      </w:r>
-      <w:r>
-        <w:rPr>
-          <w:rFonts w:ascii="Avenir Next" w:hAnsi="Avenir Next" w:cs="Avenir Next" w:eastAsia="Avenir Next"/>
-          <w:color w:val="1A1A1A"/>
-          <w:sz w:val="19"/>
-          <w:szCs w:val="19"/>
-        </w:rPr>
         <w:tab/>
       </w:r>
       <w:r>
         <w:rPr>
           <w:rFonts w:ascii="Avenir Next" w:hAnsi="Avenir Next" w:cs="Avenir Next" w:eastAsia="Avenir Next"/>
           <w:color w:val="1A1A1A"/>
-          <w:sz w:val="21"/>
+          <w:sz w:val="22"/>
           <w:szCs w:val="21"/>
         </w:rPr>
         <w:t xml:space="preserve">Lower half 9, 14, 18: Q1 = 14. Upper half 23, 27, 31: Q3 = 27.</w:t>
@@ -689,18 +697,18 @@
           <w:rFonts w:ascii="Avenir Next" w:hAnsi="Avenir Next" w:cs="Avenir Next" w:eastAsia="Avenir Next"/>
           <w:b/>
           <w:color w:val="1A1A1A"/>
+          <w:sz w:val="22"/>
+          <w:szCs w:val="21"/>
+        </w:rPr>
+        <w:t xml:space="preserve">Answer</w:t>
+      </w:r>
+      <w:r>
+        <w:rPr>
+          <w:rFonts w:ascii="Avenir Next" w:hAnsi="Avenir Next" w:cs="Avenir Next" w:eastAsia="Avenir Next"/>
+          <w:color w:val="1A1A1A"/>
           <w:sz w:val="21"/>
           <w:szCs w:val="21"/>
         </w:rPr>
-        <w:t xml:space="preserve">Answer</w:t>
-      </w:r>
-      <w:r>
-        <w:rPr>
-          <w:rFonts w:ascii="Avenir Next" w:hAnsi="Avenir Next" w:cs="Avenir Next" w:eastAsia="Avenir Next"/>
-          <w:color w:val="1A1A1A"/>
-          <w:sz w:val="21"/>
-          <w:szCs w:val="21"/>
-        </w:rPr>
         <w:tab/>
       </w:r>
       <w:r>
@@ -708,7 +716,7 @@
           <w:rFonts w:ascii="Avenir Next" w:hAnsi="Avenir Next" w:cs="Avenir Next" w:eastAsia="Avenir Next"/>
           <w:b/>
           <w:color w:val="1A1A1A"/>
-          <w:sz w:val="21"/>
+          <w:sz w:val="22"/>
           <w:szCs w:val="21"/>
         </w:rPr>
         <w:t xml:space="preserve">9, 14, 20, 27, 31</w:t>
@@ -716,6 +724,7 @@
     </w:p>
     <w:p>
       <w:pPr>
+        <w:pStyle w:val="Heading2"/>
         <w:keepNext/>
         <w:pBdr>
           <w:bottom w:val="single" w:sz="8" w:space="3" w:color="003A70"/>
@@ -731,7 +740,7 @@
           <w:b/>
           <w:color w:val="003A70"/>
           <w:spacing w:val="14"/>
-          <w:sz w:val="19"/>
+          <w:sz w:val="22"/>
           <w:szCs w:val="19"/>
         </w:rPr>
         <w:t xml:space="preserve">TRY IT WITH HELP</w:t>
@@ -750,7 +759,7 @@
           <w:rFonts w:ascii="Avenir Next" w:hAnsi="Avenir Next" w:cs="Avenir Next" w:eastAsia="Avenir Next"/>
           <w:i/>
           <w:color w:val="5A5F66"/>
-          <w:sz w:val="17"/>
+          <w:sz w:val="22"/>
           <w:szCs w:val="17"/>
         </w:rPr>
         <w:t xml:space="preserve">fill in each step</w:t>
@@ -808,28 +817,47 @@
           <w:rFonts w:ascii="Avenir Next" w:hAnsi="Avenir Next" w:cs="Avenir Next" w:eastAsia="Avenir Next"/>
           <w:b/>
           <w:color w:val="003A70"/>
+          <w:sz w:val="22"/>
+          <w:szCs w:val="18"/>
+        </w:rPr>
+        <w:t xml:space="preserve">Step 1</w:t>
+      </w:r>
+      <w:r>
+        <w:rPr>
+          <w:rFonts w:ascii="Avenir Next" w:hAnsi="Avenir Next" w:cs="Avenir Next" w:eastAsia="Avenir Next"/>
+          <w:color w:val="1A1A1A"/>
           <w:sz w:val="18"/>
           <w:szCs w:val="18"/>
         </w:rPr>
-        <w:t xml:space="preserve">Step 1</w:t>
-      </w:r>
-      <w:r>
-        <w:rPr>
-          <w:rFonts w:ascii="Avenir Next" w:hAnsi="Avenir Next" w:cs="Avenir Next" w:eastAsia="Avenir Next"/>
-          <w:color w:val="1A1A1A"/>
-          <w:sz w:val="18"/>
-          <w:szCs w:val="18"/>
-        </w:rPr>
         <w:tab/>
       </w:r>
       <w:r>
         <w:rPr>
           <w:rFonts w:ascii="Avenir Next" w:hAnsi="Avenir Next" w:cs="Avenir Next" w:eastAsia="Avenir Next"/>
           <w:color w:val="1A1A1A"/>
+          <w:sz w:val="22"/>
+          <w:szCs w:val="21"/>
+        </w:rPr>
+        <w:t xml:space="preserve">Min = </w:t>
+      </w:r>
+      <w:r>
+        <w:rPr>
+          <w:rFonts w:ascii="Avenir Next" w:hAnsi="Avenir Next" w:cs="Avenir Next" w:eastAsia="Avenir Next"/>
+          <w:color w:val="1A1A1A"/>
           <w:sz w:val="21"/>
           <w:szCs w:val="21"/>
-        </w:rPr>
-        <w:t xml:space="preserve">Min = </w:t>
+          <w:u w:val="single"/>
+        </w:rPr>
+        <w:t xml:space="preserve">                </w:t>
+      </w:r>
+      <w:r>
+        <w:rPr>
+          <w:rFonts w:ascii="Avenir Next" w:hAnsi="Avenir Next" w:cs="Avenir Next" w:eastAsia="Avenir Next"/>
+          <w:color w:val="1A1A1A"/>
+          <w:sz w:val="22"/>
+          <w:szCs w:val="21"/>
+        </w:rPr>
+        <w:t xml:space="preserve">. Max = </w:t>
       </w:r>
       <w:r>
         <w:rPr>
@@ -845,26 +873,7 @@
         <w:rPr>
           <w:rFonts w:ascii="Avenir Next" w:hAnsi="Avenir Next" w:cs="Avenir Next" w:eastAsia="Avenir Next"/>
           <w:color w:val="1A1A1A"/>
-          <w:sz w:val="21"/>
-          <w:szCs w:val="21"/>
-        </w:rPr>
-        <w:t xml:space="preserve">. Max = </w:t>
-      </w:r>
-      <w:r>
-        <w:rPr>
-          <w:rFonts w:ascii="Avenir Next" w:hAnsi="Avenir Next" w:cs="Avenir Next" w:eastAsia="Avenir Next"/>
-          <w:color w:val="1A1A1A"/>
-          <w:sz w:val="21"/>
-          <w:szCs w:val="21"/>
-          <w:u w:val="single"/>
-        </w:rPr>
-        <w:t xml:space="preserve">                </w:t>
-      </w:r>
-      <w:r>
-        <w:rPr>
-          <w:rFonts w:ascii="Avenir Next" w:hAnsi="Avenir Next" w:cs="Avenir Next" w:eastAsia="Avenir Next"/>
-          <w:color w:val="1A1A1A"/>
-          <w:sz w:val="21"/>
+          <w:sz w:val="22"/>
           <w:szCs w:val="21"/>
         </w:rPr>
         <w:t xml:space="preserve">.</w:t>
@@ -884,35 +893,35 @@
           <w:rFonts w:ascii="Avenir Next" w:hAnsi="Avenir Next" w:cs="Avenir Next" w:eastAsia="Avenir Next"/>
           <w:b/>
           <w:color w:val="003A70"/>
+          <w:sz w:val="22"/>
+          <w:szCs w:val="18"/>
+        </w:rPr>
+        <w:t xml:space="preserve">Step 2</w:t>
+      </w:r>
+      <w:r>
+        <w:rPr>
+          <w:rFonts w:ascii="Avenir Next" w:hAnsi="Avenir Next" w:cs="Avenir Next" w:eastAsia="Avenir Next"/>
+          <w:color w:val="1A1A1A"/>
           <w:sz w:val="18"/>
           <w:szCs w:val="18"/>
         </w:rPr>
-        <w:t xml:space="preserve">Step 2</w:t>
-      </w:r>
-      <w:r>
-        <w:rPr>
-          <w:rFonts w:ascii="Avenir Next" w:hAnsi="Avenir Next" w:cs="Avenir Next" w:eastAsia="Avenir Next"/>
-          <w:color w:val="1A1A1A"/>
-          <w:sz w:val="18"/>
-          <w:szCs w:val="18"/>
-        </w:rPr>
         <w:tab/>
       </w:r>
       <w:r>
         <w:rPr>
           <w:rFonts w:ascii="Avenir Next" w:hAnsi="Avenir Next" w:cs="Avenir Next" w:eastAsia="Avenir Next"/>
           <w:color w:val="1A1A1A"/>
+          <w:sz w:val="22"/>
+          <w:szCs w:val="21"/>
+        </w:rPr>
+        <w:t xml:space="preserve">Median = </w:t>
+      </w:r>
+      <w:r>
+        <w:rPr>
+          <w:rFonts w:ascii="Avenir Next" w:hAnsi="Avenir Next" w:cs="Avenir Next" w:eastAsia="Avenir Next"/>
+          <w:color w:val="1A1A1A"/>
           <w:sz w:val="21"/>
           <w:szCs w:val="21"/>
-        </w:rPr>
-        <w:t xml:space="preserve">Median = </w:t>
-      </w:r>
-      <w:r>
-        <w:rPr>
-          <w:rFonts w:ascii="Avenir Next" w:hAnsi="Avenir Next" w:cs="Avenir Next" w:eastAsia="Avenir Next"/>
-          <w:color w:val="1A1A1A"/>
-          <w:sz w:val="21"/>
-          <w:szCs w:val="21"/>
           <w:u w:val="single"/>
         </w:rPr>
         <w:t xml:space="preserve">                </w:t>
@@ -921,7 +930,7 @@
         <w:rPr>
           <w:rFonts w:ascii="Avenir Next" w:hAnsi="Avenir Next" w:cs="Avenir Next" w:eastAsia="Avenir Next"/>
           <w:color w:val="1A1A1A"/>
-          <w:sz w:val="21"/>
+          <w:sz w:val="22"/>
           <w:szCs w:val="21"/>
         </w:rPr>
         <w:t xml:space="preserve">.</w:t>
@@ -941,28 +950,47 @@
           <w:rFonts w:ascii="Avenir Next" w:hAnsi="Avenir Next" w:cs="Avenir Next" w:eastAsia="Avenir Next"/>
           <w:b/>
           <w:color w:val="003A70"/>
+          <w:sz w:val="22"/>
+          <w:szCs w:val="18"/>
+        </w:rPr>
+        <w:t xml:space="preserve">Step 3</w:t>
+      </w:r>
+      <w:r>
+        <w:rPr>
+          <w:rFonts w:ascii="Avenir Next" w:hAnsi="Avenir Next" w:cs="Avenir Next" w:eastAsia="Avenir Next"/>
+          <w:color w:val="1A1A1A"/>
           <w:sz w:val="18"/>
           <w:szCs w:val="18"/>
         </w:rPr>
-        <w:t xml:space="preserve">Step 3</w:t>
-      </w:r>
-      <w:r>
-        <w:rPr>
-          <w:rFonts w:ascii="Avenir Next" w:hAnsi="Avenir Next" w:cs="Avenir Next" w:eastAsia="Avenir Next"/>
-          <w:color w:val="1A1A1A"/>
-          <w:sz w:val="18"/>
-          <w:szCs w:val="18"/>
-        </w:rPr>
         <w:tab/>
       </w:r>
       <w:r>
         <w:rPr>
           <w:rFonts w:ascii="Avenir Next" w:hAnsi="Avenir Next" w:cs="Avenir Next" w:eastAsia="Avenir Next"/>
           <w:color w:val="1A1A1A"/>
+          <w:sz w:val="22"/>
+          <w:szCs w:val="21"/>
+        </w:rPr>
+        <w:t xml:space="preserve">Q1 = </w:t>
+      </w:r>
+      <w:r>
+        <w:rPr>
+          <w:rFonts w:ascii="Avenir Next" w:hAnsi="Avenir Next" w:cs="Avenir Next" w:eastAsia="Avenir Next"/>
+          <w:color w:val="1A1A1A"/>
           <w:sz w:val="21"/>
           <w:szCs w:val="21"/>
-        </w:rPr>
-        <w:t xml:space="preserve">Q1 = </w:t>
+          <w:u w:val="single"/>
+        </w:rPr>
+        <w:t xml:space="preserve">                </w:t>
+      </w:r>
+      <w:r>
+        <w:rPr>
+          <w:rFonts w:ascii="Avenir Next" w:hAnsi="Avenir Next" w:cs="Avenir Next" w:eastAsia="Avenir Next"/>
+          <w:color w:val="1A1A1A"/>
+          <w:sz w:val="22"/>
+          <w:szCs w:val="21"/>
+        </w:rPr>
+        <w:t xml:space="preserve">. Q3 = </w:t>
       </w:r>
       <w:r>
         <w:rPr>
@@ -978,26 +1006,7 @@
         <w:rPr>
           <w:rFonts w:ascii="Avenir Next" w:hAnsi="Avenir Next" w:cs="Avenir Next" w:eastAsia="Avenir Next"/>
           <w:color w:val="1A1A1A"/>
-          <w:sz w:val="21"/>
-          <w:szCs w:val="21"/>
-        </w:rPr>
-        <w:t xml:space="preserve">. Q3 = </w:t>
-      </w:r>
-      <w:r>
-        <w:rPr>
-          <w:rFonts w:ascii="Avenir Next" w:hAnsi="Avenir Next" w:cs="Avenir Next" w:eastAsia="Avenir Next"/>
-          <w:color w:val="1A1A1A"/>
-          <w:sz w:val="21"/>
-          <w:szCs w:val="21"/>
-          <w:u w:val="single"/>
-        </w:rPr>
-        <w:t xml:space="preserve">                </w:t>
-      </w:r>
-      <w:r>
-        <w:rPr>
-          <w:rFonts w:ascii="Avenir Next" w:hAnsi="Avenir Next" w:cs="Avenir Next" w:eastAsia="Avenir Next"/>
-          <w:color w:val="1A1A1A"/>
-          <w:sz w:val="21"/>
+          <w:sz w:val="22"/>
           <w:szCs w:val="21"/>
         </w:rPr>
         <w:t xml:space="preserve">.</w:t>
@@ -1060,28 +1069,47 @@
           <w:rFonts w:ascii="Avenir Next" w:hAnsi="Avenir Next" w:cs="Avenir Next" w:eastAsia="Avenir Next"/>
           <w:b/>
           <w:color w:val="003A70"/>
+          <w:sz w:val="22"/>
+          <w:szCs w:val="18"/>
+        </w:rPr>
+        <w:t xml:space="preserve">Step 1</w:t>
+      </w:r>
+      <w:r>
+        <w:rPr>
+          <w:rFonts w:ascii="Avenir Next" w:hAnsi="Avenir Next" w:cs="Avenir Next" w:eastAsia="Avenir Next"/>
+          <w:color w:val="1A1A1A"/>
           <w:sz w:val="18"/>
           <w:szCs w:val="18"/>
         </w:rPr>
-        <w:t xml:space="preserve">Step 1</w:t>
-      </w:r>
-      <w:r>
-        <w:rPr>
-          <w:rFonts w:ascii="Avenir Next" w:hAnsi="Avenir Next" w:cs="Avenir Next" w:eastAsia="Avenir Next"/>
-          <w:color w:val="1A1A1A"/>
-          <w:sz w:val="18"/>
-          <w:szCs w:val="18"/>
-        </w:rPr>
         <w:tab/>
       </w:r>
       <w:r>
         <w:rPr>
           <w:rFonts w:ascii="Avenir Next" w:hAnsi="Avenir Next" w:cs="Avenir Next" w:eastAsia="Avenir Next"/>
           <w:color w:val="1A1A1A"/>
+          <w:sz w:val="22"/>
+          <w:szCs w:val="21"/>
+        </w:rPr>
+        <w:t xml:space="preserve">Min = </w:t>
+      </w:r>
+      <w:r>
+        <w:rPr>
+          <w:rFonts w:ascii="Avenir Next" w:hAnsi="Avenir Next" w:cs="Avenir Next" w:eastAsia="Avenir Next"/>
+          <w:color w:val="1A1A1A"/>
           <w:sz w:val="21"/>
           <w:szCs w:val="21"/>
-        </w:rPr>
-        <w:t xml:space="preserve">Min = </w:t>
+          <w:u w:val="single"/>
+        </w:rPr>
+        <w:t xml:space="preserve">                </w:t>
+      </w:r>
+      <w:r>
+        <w:rPr>
+          <w:rFonts w:ascii="Avenir Next" w:hAnsi="Avenir Next" w:cs="Avenir Next" w:eastAsia="Avenir Next"/>
+          <w:color w:val="1A1A1A"/>
+          <w:sz w:val="22"/>
+          <w:szCs w:val="21"/>
+        </w:rPr>
+        <w:t xml:space="preserve">. Max = </w:t>
       </w:r>
       <w:r>
         <w:rPr>
@@ -1097,26 +1125,7 @@
         <w:rPr>
           <w:rFonts w:ascii="Avenir Next" w:hAnsi="Avenir Next" w:cs="Avenir Next" w:eastAsia="Avenir Next"/>
           <w:color w:val="1A1A1A"/>
-          <w:sz w:val="21"/>
-          <w:szCs w:val="21"/>
-        </w:rPr>
-        <w:t xml:space="preserve">. Max = </w:t>
-      </w:r>
-      <w:r>
-        <w:rPr>
-          <w:rFonts w:ascii="Avenir Next" w:hAnsi="Avenir Next" w:cs="Avenir Next" w:eastAsia="Avenir Next"/>
-          <w:color w:val="1A1A1A"/>
-          <w:sz w:val="21"/>
-          <w:szCs w:val="21"/>
-          <w:u w:val="single"/>
-        </w:rPr>
-        <w:t xml:space="preserve">                </w:t>
-      </w:r>
-      <w:r>
-        <w:rPr>
-          <w:rFonts w:ascii="Avenir Next" w:hAnsi="Avenir Next" w:cs="Avenir Next" w:eastAsia="Avenir Next"/>
-          <w:color w:val="1A1A1A"/>
-          <w:sz w:val="21"/>
+          <w:sz w:val="22"/>
           <w:szCs w:val="21"/>
         </w:rPr>
         <w:t xml:space="preserve">.</w:t>
@@ -1136,35 +1145,35 @@
           <w:rFonts w:ascii="Avenir Next" w:hAnsi="Avenir Next" w:cs="Avenir Next" w:eastAsia="Avenir Next"/>
           <w:b/>
           <w:color w:val="003A70"/>
+          <w:sz w:val="22"/>
+          <w:szCs w:val="18"/>
+        </w:rPr>
+        <w:t xml:space="preserve">Step 2</w:t>
+      </w:r>
+      <w:r>
+        <w:rPr>
+          <w:rFonts w:ascii="Avenir Next" w:hAnsi="Avenir Next" w:cs="Avenir Next" w:eastAsia="Avenir Next"/>
+          <w:color w:val="1A1A1A"/>
           <w:sz w:val="18"/>
           <w:szCs w:val="18"/>
         </w:rPr>
-        <w:t xml:space="preserve">Step 2</w:t>
-      </w:r>
-      <w:r>
-        <w:rPr>
-          <w:rFonts w:ascii="Avenir Next" w:hAnsi="Avenir Next" w:cs="Avenir Next" w:eastAsia="Avenir Next"/>
-          <w:color w:val="1A1A1A"/>
-          <w:sz w:val="18"/>
-          <w:szCs w:val="18"/>
-        </w:rPr>
         <w:tab/>
       </w:r>
       <w:r>
         <w:rPr>
           <w:rFonts w:ascii="Avenir Next" w:hAnsi="Avenir Next" w:cs="Avenir Next" w:eastAsia="Avenir Next"/>
           <w:color w:val="1A1A1A"/>
+          <w:sz w:val="22"/>
+          <w:szCs w:val="21"/>
+        </w:rPr>
+        <w:t xml:space="preserve">Median = </w:t>
+      </w:r>
+      <w:r>
+        <w:rPr>
+          <w:rFonts w:ascii="Avenir Next" w:hAnsi="Avenir Next" w:cs="Avenir Next" w:eastAsia="Avenir Next"/>
+          <w:color w:val="1A1A1A"/>
           <w:sz w:val="21"/>
           <w:szCs w:val="21"/>
-        </w:rPr>
-        <w:t xml:space="preserve">Median = </w:t>
-      </w:r>
-      <w:r>
-        <w:rPr>
-          <w:rFonts w:ascii="Avenir Next" w:hAnsi="Avenir Next" w:cs="Avenir Next" w:eastAsia="Avenir Next"/>
-          <w:color w:val="1A1A1A"/>
-          <w:sz w:val="21"/>
-          <w:szCs w:val="21"/>
           <w:u w:val="single"/>
         </w:rPr>
         <w:t xml:space="preserve">                </w:t>
@@ -1173,7 +1182,7 @@
         <w:rPr>
           <w:rFonts w:ascii="Avenir Next" w:hAnsi="Avenir Next" w:cs="Avenir Next" w:eastAsia="Avenir Next"/>
           <w:color w:val="1A1A1A"/>
-          <w:sz w:val="21"/>
+          <w:sz w:val="22"/>
           <w:szCs w:val="21"/>
         </w:rPr>
         <w:t xml:space="preserve">.</w:t>
@@ -1193,28 +1202,47 @@
           <w:rFonts w:ascii="Avenir Next" w:hAnsi="Avenir Next" w:cs="Avenir Next" w:eastAsia="Avenir Next"/>
           <w:b/>
           <w:color w:val="003A70"/>
+          <w:sz w:val="22"/>
+          <w:szCs w:val="18"/>
+        </w:rPr>
+        <w:t xml:space="preserve">Step 3</w:t>
+      </w:r>
+      <w:r>
+        <w:rPr>
+          <w:rFonts w:ascii="Avenir Next" w:hAnsi="Avenir Next" w:cs="Avenir Next" w:eastAsia="Avenir Next"/>
+          <w:color w:val="1A1A1A"/>
           <w:sz w:val="18"/>
           <w:szCs w:val="18"/>
         </w:rPr>
-        <w:t xml:space="preserve">Step 3</w:t>
-      </w:r>
-      <w:r>
-        <w:rPr>
-          <w:rFonts w:ascii="Avenir Next" w:hAnsi="Avenir Next" w:cs="Avenir Next" w:eastAsia="Avenir Next"/>
-          <w:color w:val="1A1A1A"/>
-          <w:sz w:val="18"/>
-          <w:szCs w:val="18"/>
-        </w:rPr>
         <w:tab/>
       </w:r>
       <w:r>
         <w:rPr>
           <w:rFonts w:ascii="Avenir Next" w:hAnsi="Avenir Next" w:cs="Avenir Next" w:eastAsia="Avenir Next"/>
           <w:color w:val="1A1A1A"/>
+          <w:sz w:val="22"/>
+          <w:szCs w:val="21"/>
+        </w:rPr>
+        <w:t xml:space="preserve">Q1 = </w:t>
+      </w:r>
+      <w:r>
+        <w:rPr>
+          <w:rFonts w:ascii="Avenir Next" w:hAnsi="Avenir Next" w:cs="Avenir Next" w:eastAsia="Avenir Next"/>
+          <w:color w:val="1A1A1A"/>
           <w:sz w:val="21"/>
           <w:szCs w:val="21"/>
-        </w:rPr>
-        <w:t xml:space="preserve">Q1 = </w:t>
+          <w:u w:val="single"/>
+        </w:rPr>
+        <w:t xml:space="preserve">                </w:t>
+      </w:r>
+      <w:r>
+        <w:rPr>
+          <w:rFonts w:ascii="Avenir Next" w:hAnsi="Avenir Next" w:cs="Avenir Next" w:eastAsia="Avenir Next"/>
+          <w:color w:val="1A1A1A"/>
+          <w:sz w:val="22"/>
+          <w:szCs w:val="21"/>
+        </w:rPr>
+        <w:t xml:space="preserve">. Q3 = </w:t>
       </w:r>
       <w:r>
         <w:rPr>
@@ -1230,26 +1258,7 @@
         <w:rPr>
           <w:rFonts w:ascii="Avenir Next" w:hAnsi="Avenir Next" w:cs="Avenir Next" w:eastAsia="Avenir Next"/>
           <w:color w:val="1A1A1A"/>
-          <w:sz w:val="21"/>
-          <w:szCs w:val="21"/>
-        </w:rPr>
-        <w:t xml:space="preserve">. Q3 = </w:t>
-      </w:r>
-      <w:r>
-        <w:rPr>
-          <w:rFonts w:ascii="Avenir Next" w:hAnsi="Avenir Next" w:cs="Avenir Next" w:eastAsia="Avenir Next"/>
-          <w:color w:val="1A1A1A"/>
-          <w:sz w:val="21"/>
-          <w:szCs w:val="21"/>
-          <w:u w:val="single"/>
-        </w:rPr>
-        <w:t xml:space="preserve">                </w:t>
-      </w:r>
-      <w:r>
-        <w:rPr>
-          <w:rFonts w:ascii="Avenir Next" w:hAnsi="Avenir Next" w:cs="Avenir Next" w:eastAsia="Avenir Next"/>
-          <w:color w:val="1A1A1A"/>
-          <w:sz w:val="21"/>
+          <w:sz w:val="22"/>
           <w:szCs w:val="21"/>
         </w:rPr>
         <w:t xml:space="preserve">.</w:t>
@@ -1262,6 +1271,7 @@
     </w:p>
     <w:p>
       <w:pPr>
+        <w:pStyle w:val="Heading2"/>
         <w:keepNext/>
         <w:pBdr>
           <w:bottom w:val="single" w:sz="8" w:space="3" w:color="003A70"/>
@@ -1277,7 +1287,7 @@
           <w:b/>
           <w:color w:val="003A70"/>
           <w:spacing w:val="14"/>
-          <w:sz w:val="19"/>
+          <w:sz w:val="22"/>
           <w:szCs w:val="19"/>
         </w:rPr>
         <w:t xml:space="preserve">YOUR TURN</w:t>
@@ -1296,7 +1306,7 @@
           <w:rFonts w:ascii="Avenir Next" w:hAnsi="Avenir Next" w:cs="Avenir Next" w:eastAsia="Avenir Next"/>
           <w:i/>
           <w:color w:val="5A5F66"/>
-          <w:sz w:val="17"/>
+          <w:sz w:val="22"/>
           <w:szCs w:val="17"/>
         </w:rPr>
         <w:t xml:space="preserve">use the steps on your own</w:t>
@@ -1682,7 +1692,7 @@
       <w:pPr>
         <w:pageBreakBefore/>
         <w:keepNext/>
-        <w:spacing w:before="0" w:after="12" w:line="264" w:lineRule="auto"/>
+        <w:spacing w:before="0" w:after="10" w:line="252" w:lineRule="auto"/>
       </w:pPr>
       <w:r>
         <w:rPr>
@@ -1691,7 +1701,7 @@
           <w:caps/>
           <w:color w:val="003A70"/>
           <w:spacing w:val="12"/>
-          <w:sz w:val="19"/>
+          <w:sz w:val="22"/>
           <w:szCs w:val="19"/>
         </w:rPr>
         <w:t xml:space="preserve">Lesson 2-4  ·  Session 2  ·  Prerequisite Practice B  ·  Skill 2 of 2</w:t>
@@ -1699,8 +1709,9 @@
     </w:p>
     <w:p>
       <w:pPr>
+        <w:pStyle w:val="Heading1"/>
         <w:keepNext/>
-        <w:spacing w:before="0" w:after="10" w:line="240" w:lineRule="auto"/>
+        <w:spacing w:before="0" w:after="8" w:line="240" w:lineRule="auto"/>
       </w:pPr>
       <w:r>
         <w:rPr>
@@ -1718,13 +1729,13 @@
         <w:pBdr>
           <w:bottom w:val="single" w:sz="4" w:space="5" w:color="C9CDD2"/>
         </w:pBdr>
-        <w:spacing w:before="0" w:after="60" w:line="264" w:lineRule="auto"/>
+        <w:spacing w:before="0" w:after="51" w:line="252" w:lineRule="auto"/>
       </w:pPr>
       <w:r>
         <w:rPr>
           <w:rFonts w:ascii="Avenir Next" w:hAnsi="Avenir Next" w:cs="Avenir Next" w:eastAsia="Avenir Next"/>
           <w:color w:val="5A5F66"/>
-          <w:sz w:val="17"/>
+          <w:sz w:val="22"/>
           <w:szCs w:val="17"/>
         </w:rPr>
         <w:t xml:space="preserve">Builds on Lesson 2-4 Session 1 · 6.SP.B.4</w:t>
@@ -1767,7 +1778,8 @@
           </w:tcPr>
           <w:p>
             <w:pPr>
-              <w:spacing w:before="0" w:after="0" w:line="252" w:lineRule="auto"/>
+              <w:pStyle w:val="Heading2"/>
+              <w:spacing w:before="0" w:after="0" w:line="246" w:lineRule="auto"/>
             </w:pPr>
             <w:r>
               <w:rPr>
@@ -1790,13 +1802,13 @@
           </w:tcPr>
           <w:p>
             <w:pPr>
-              <w:spacing w:before="0" w:after="0" w:line="264" w:lineRule="auto"/>
+              <w:spacing w:before="0" w:after="0" w:line="252" w:lineRule="auto"/>
             </w:pPr>
             <w:r>
               <w:rPr>
                 <w:rFonts w:ascii="Avenir Next" w:hAnsi="Avenir Next" w:cs="Avenir Next" w:eastAsia="Avenir Next"/>
                 <w:color w:val="1A1A1A"/>
-                <w:sz w:val="20"/>
+                <w:sz w:val="22"/>
                 <w:szCs w:val="20"/>
               </w:rPr>
               <w:t xml:space="preserve">In problem 1 you read each quiz’s median and box from two box plots.</w:t>
@@ -1816,7 +1828,8 @@
           </w:tcPr>
           <w:p>
             <w:pPr>
-              <w:spacing w:before="0" w:after="0" w:line="252" w:lineRule="auto"/>
+              <w:pStyle w:val="Heading2"/>
+              <w:spacing w:before="0" w:after="0" w:line="246" w:lineRule="auto"/>
             </w:pPr>
             <w:r>
               <w:rPr>
@@ -1839,13 +1852,13 @@
           </w:tcPr>
           <w:p>
             <w:pPr>
-              <w:spacing w:before="0" w:after="0" w:line="264" w:lineRule="auto"/>
+              <w:spacing w:before="0" w:after="0" w:line="252" w:lineRule="auto"/>
             </w:pPr>
             <w:r>
               <w:rPr>
                 <w:rFonts w:ascii="Avenir Next" w:hAnsi="Avenir Next" w:cs="Avenir Next" w:eastAsia="Avenir Next"/>
                 <w:color w:val="1A1A1A"/>
-                <w:sz w:val="20"/>
+                <w:sz w:val="22"/>
                 <w:szCs w:val="20"/>
               </w:rPr>
               <w:t xml:space="preserve">Read the five-number summary from a box plot.  </w:t>
@@ -1855,7 +1868,7 @@
                 <w:rFonts w:ascii="Avenir Next" w:hAnsi="Avenir Next" w:cs="Avenir Next" w:eastAsia="Avenir Next"/>
                 <w:b/>
                 <w:color w:val="1A1A1A"/>
-                <w:sz w:val="20"/>
+                <w:sz w:val="22"/>
                 <w:szCs w:val="20"/>
               </w:rPr>
               <w:t xml:space="preserve">You will use it in Practice Form A, problems 1 and 8.</w:t>
@@ -1866,6 +1879,7 @@
     </w:tbl>
     <w:p>
       <w:pPr>
+        <w:pStyle w:val="Heading2"/>
         <w:keepNext/>
         <w:pBdr>
           <w:bottom w:val="single" w:sz="8" w:space="3" w:color="003A70"/>
@@ -1873,7 +1887,7 @@
         <w:tabs>
           <w:tab w:val="right" w:pos="9504"/>
         </w:tabs>
-        <w:spacing w:before="50" w:after="36" w:line="240" w:lineRule="auto"/>
+        <w:spacing w:before="42" w:after="31" w:line="240" w:lineRule="auto"/>
       </w:pPr>
       <w:r>
         <w:rPr>
@@ -1881,7 +1895,7 @@
           <w:b/>
           <w:color w:val="003A70"/>
           <w:spacing w:val="14"/>
-          <w:sz w:val="19"/>
+          <w:sz w:val="22"/>
           <w:szCs w:val="19"/>
         </w:rPr>
         <w:t xml:space="preserve">STEPS TO FOLLOW</w:t>
@@ -1900,7 +1914,7 @@
           <w:rFonts w:ascii="Avenir Next" w:hAnsi="Avenir Next" w:cs="Avenir Next" w:eastAsia="Avenir Next"/>
           <w:i/>
           <w:color w:val="5A5F66"/>
-          <w:sz w:val="17"/>
+          <w:sz w:val="22"/>
           <w:szCs w:val="17"/>
         </w:rPr>
         <w:t xml:space="preserve">use these same steps on every problem</w:t>
@@ -1942,6 +1956,7 @@
           </w:tcPr>
           <w:p>
             <w:pPr>
+              <w:pStyle w:val="Heading1"/>
               <w:spacing w:before="0" w:after="0" w:line="240" w:lineRule="auto"/>
               <w:jc w:val="center"/>
             </w:pPr>
@@ -1964,13 +1979,13 @@
           </w:tcPr>
           <w:p>
             <w:pPr>
-              <w:spacing w:before="0" w:after="0" w:line="264" w:lineRule="auto"/>
+              <w:spacing w:before="0" w:after="0" w:line="252" w:lineRule="auto"/>
             </w:pPr>
             <w:r>
               <w:rPr>
                 <w:rFonts w:ascii="Avenir Next" w:hAnsi="Avenir Next" w:cs="Avenir Next" w:eastAsia="Avenir Next"/>
                 <w:color w:val="1A1A1A"/>
-                <w:sz w:val="21"/>
+                <w:sz w:val="22"/>
                 <w:szCs w:val="21"/>
               </w:rPr>
               <w:t xml:space="preserve">The whisker </w:t>
@@ -1980,7 +1995,7 @@
                 <w:rFonts w:ascii="Avenir Next" w:hAnsi="Avenir Next" w:cs="Avenir Next" w:eastAsia="Avenir Next"/>
                 <w:b/>
                 <w:color w:val="1A1A1A"/>
-                <w:sz w:val="21"/>
+                <w:sz w:val="22"/>
                 <w:szCs w:val="21"/>
               </w:rPr>
               <w:t xml:space="preserve">ends</w:t>
@@ -1989,7 +2004,7 @@
               <w:rPr>
                 <w:rFonts w:ascii="Avenir Next" w:hAnsi="Avenir Next" w:cs="Avenir Next" w:eastAsia="Avenir Next"/>
                 <w:color w:val="1A1A1A"/>
-                <w:sz w:val="21"/>
+                <w:sz w:val="22"/>
                 <w:szCs w:val="21"/>
               </w:rPr>
               <w:t xml:space="preserve"> are the min and the max.</w:t>
@@ -2008,6 +2023,7 @@
           </w:tcPr>
           <w:p>
             <w:pPr>
+              <w:pStyle w:val="Heading1"/>
               <w:spacing w:before="0" w:after="0" w:line="240" w:lineRule="auto"/>
               <w:jc w:val="center"/>
             </w:pPr>
@@ -2030,13 +2046,13 @@
           </w:tcPr>
           <w:p>
             <w:pPr>
-              <w:spacing w:before="0" w:after="0" w:line="264" w:lineRule="auto"/>
+              <w:spacing w:before="0" w:after="0" w:line="252" w:lineRule="auto"/>
             </w:pPr>
             <w:r>
               <w:rPr>
                 <w:rFonts w:ascii="Avenir Next" w:hAnsi="Avenir Next" w:cs="Avenir Next" w:eastAsia="Avenir Next"/>
                 <w:color w:val="1A1A1A"/>
-                <w:sz w:val="21"/>
+                <w:sz w:val="22"/>
                 <w:szCs w:val="21"/>
               </w:rPr>
               <w:t xml:space="preserve">The box </w:t>
@@ -2046,7 +2062,7 @@
                 <w:rFonts w:ascii="Avenir Next" w:hAnsi="Avenir Next" w:cs="Avenir Next" w:eastAsia="Avenir Next"/>
                 <w:b/>
                 <w:color w:val="1A1A1A"/>
-                <w:sz w:val="21"/>
+                <w:sz w:val="22"/>
                 <w:szCs w:val="21"/>
               </w:rPr>
               <w:t xml:space="preserve">edges</w:t>
@@ -2055,7 +2071,7 @@
               <w:rPr>
                 <w:rFonts w:ascii="Avenir Next" w:hAnsi="Avenir Next" w:cs="Avenir Next" w:eastAsia="Avenir Next"/>
                 <w:color w:val="1A1A1A"/>
-                <w:sz w:val="21"/>
+                <w:sz w:val="22"/>
                 <w:szCs w:val="21"/>
               </w:rPr>
               <w:t xml:space="preserve"> are Q1 and Q3.</w:t>
@@ -2074,6 +2090,7 @@
           </w:tcPr>
           <w:p>
             <w:pPr>
+              <w:pStyle w:val="Heading1"/>
               <w:spacing w:before="0" w:after="0" w:line="240" w:lineRule="auto"/>
               <w:jc w:val="center"/>
             </w:pPr>
@@ -2096,13 +2113,13 @@
           </w:tcPr>
           <w:p>
             <w:pPr>
-              <w:spacing w:before="0" w:after="0" w:line="264" w:lineRule="auto"/>
+              <w:spacing w:before="0" w:after="0" w:line="252" w:lineRule="auto"/>
             </w:pPr>
             <w:r>
               <w:rPr>
                 <w:rFonts w:ascii="Avenir Next" w:hAnsi="Avenir Next" w:cs="Avenir Next" w:eastAsia="Avenir Next"/>
                 <w:color w:val="1A1A1A"/>
-                <w:sz w:val="21"/>
+                <w:sz w:val="22"/>
                 <w:szCs w:val="21"/>
               </w:rPr>
               <w:t xml:space="preserve">The line </w:t>
@@ -2112,7 +2129,7 @@
                 <w:rFonts w:ascii="Avenir Next" w:hAnsi="Avenir Next" w:cs="Avenir Next" w:eastAsia="Avenir Next"/>
                 <w:b/>
                 <w:color w:val="1A1A1A"/>
-                <w:sz w:val="21"/>
+                <w:sz w:val="22"/>
                 <w:szCs w:val="21"/>
               </w:rPr>
               <w:t xml:space="preserve">inside</w:t>
@@ -2121,7 +2138,7 @@
               <w:rPr>
                 <w:rFonts w:ascii="Avenir Next" w:hAnsi="Avenir Next" w:cs="Avenir Next" w:eastAsia="Avenir Next"/>
                 <w:color w:val="1A1A1A"/>
-                <w:sz w:val="21"/>
+                <w:sz w:val="22"/>
                 <w:szCs w:val="21"/>
               </w:rPr>
               <w:t xml:space="preserve"> the box is the median.</w:t>
@@ -2132,6 +2149,7 @@
     </w:tbl>
     <w:p>
       <w:pPr>
+        <w:pStyle w:val="Heading2"/>
         <w:keepNext/>
         <w:pBdr>
           <w:bottom w:val="single" w:sz="8" w:space="3" w:color="003A70"/>
@@ -2139,7 +2157,7 @@
         <w:tabs>
           <w:tab w:val="right" w:pos="9504"/>
         </w:tabs>
-        <w:spacing w:before="50" w:after="36" w:line="240" w:lineRule="auto"/>
+        <w:spacing w:before="42" w:after="31" w:line="240" w:lineRule="auto"/>
       </w:pPr>
       <w:r>
         <w:rPr>
@@ -2147,7 +2165,7 @@
           <w:b/>
           <w:color w:val="003A70"/>
           <w:spacing w:val="14"/>
-          <w:sz w:val="19"/>
+          <w:sz w:val="22"/>
           <w:szCs w:val="19"/>
         </w:rPr>
         <w:t xml:space="preserve">WATCH ME</w:t>
@@ -2166,7 +2184,7 @@
           <w:rFonts w:ascii="Avenir Next" w:hAnsi="Avenir Next" w:cs="Avenir Next" w:eastAsia="Avenir Next"/>
           <w:i/>
           <w:color w:val="5A5F66"/>
-          <w:sz w:val="17"/>
+          <w:sz w:val="22"/>
           <w:szCs w:val="17"/>
         </w:rPr>
         <w:t xml:space="preserve">the steps in action</w:t>
@@ -2208,14 +2226,14 @@
           </w:tcPr>
           <w:p>
             <w:pPr>
-              <w:spacing w:before="0" w:after="40" w:line="264" w:lineRule="auto"/>
+              <w:spacing w:before="0" w:after="34" w:line="252" w:lineRule="auto"/>
             </w:pPr>
             <w:r>
               <w:rPr>
                 <w:rFonts w:ascii="Avenir Next" w:hAnsi="Avenir Next" w:cs="Avenir Next" w:eastAsia="Avenir Next"/>
                 <w:b/>
                 <w:color w:val="1A1A1A"/>
-                <w:sz w:val="21"/>
+                <w:sz w:val="22"/>
                 <w:szCs w:val="21"/>
               </w:rPr>
               <w:t xml:space="preserve">Read the five-number summary.</w:t>
@@ -2226,7 +2244,7 @@
               <w:tabs>
                 <w:tab w:val="left" w:pos="950"/>
               </w:tabs>
-              <w:spacing w:before="0" w:after="24" w:line="256" w:lineRule="auto"/>
+              <w:spacing w:before="0" w:after="20" w:line="248" w:lineRule="auto"/>
               <w:ind w:left="950" w:hanging="950"/>
             </w:pPr>
             <w:r>
@@ -2234,25 +2252,25 @@
                 <w:rFonts w:ascii="Avenir Next" w:hAnsi="Avenir Next" w:cs="Avenir Next" w:eastAsia="Avenir Next"/>
                 <w:b/>
                 <w:color w:val="003A70"/>
+                <w:sz w:val="22"/>
+                <w:szCs w:val="19"/>
+              </w:rPr>
+              <w:t xml:space="preserve">Step 1</w:t>
+            </w:r>
+            <w:r>
+              <w:rPr>
+                <w:rFonts w:ascii="Avenir Next" w:hAnsi="Avenir Next" w:cs="Avenir Next" w:eastAsia="Avenir Next"/>
+                <w:color w:val="1A1A1A"/>
                 <w:sz w:val="19"/>
                 <w:szCs w:val="19"/>
               </w:rPr>
-              <w:t xml:space="preserve">Step 1</w:t>
-            </w:r>
-            <w:r>
-              <w:rPr>
-                <w:rFonts w:ascii="Avenir Next" w:hAnsi="Avenir Next" w:cs="Avenir Next" w:eastAsia="Avenir Next"/>
-                <w:color w:val="1A1A1A"/>
-                <w:sz w:val="19"/>
-                <w:szCs w:val="19"/>
-              </w:rPr>
               <w:tab/>
             </w:r>
             <w:r>
               <w:rPr>
                 <w:rFonts w:ascii="Avenir Next" w:hAnsi="Avenir Next" w:cs="Avenir Next" w:eastAsia="Avenir Next"/>
                 <w:color w:val="1A1A1A"/>
-                <w:sz w:val="21"/>
+                <w:sz w:val="22"/>
                 <w:szCs w:val="21"/>
               </w:rPr>
               <w:t xml:space="preserve">Ends: min 10, max 50.</w:t>
@@ -2263,7 +2281,7 @@
               <w:tabs>
                 <w:tab w:val="left" w:pos="950"/>
               </w:tabs>
-              <w:spacing w:before="0" w:after="24" w:line="256" w:lineRule="auto"/>
+              <w:spacing w:before="0" w:after="20" w:line="248" w:lineRule="auto"/>
               <w:ind w:left="950" w:hanging="950"/>
             </w:pPr>
             <w:r>
@@ -2271,25 +2289,25 @@
                 <w:rFonts w:ascii="Avenir Next" w:hAnsi="Avenir Next" w:cs="Avenir Next" w:eastAsia="Avenir Next"/>
                 <w:b/>
                 <w:color w:val="003A70"/>
+                <w:sz w:val="22"/>
+                <w:szCs w:val="19"/>
+              </w:rPr>
+              <w:t xml:space="preserve">Step 2</w:t>
+            </w:r>
+            <w:r>
+              <w:rPr>
+                <w:rFonts w:ascii="Avenir Next" w:hAnsi="Avenir Next" w:cs="Avenir Next" w:eastAsia="Avenir Next"/>
+                <w:color w:val="1A1A1A"/>
                 <w:sz w:val="19"/>
                 <w:szCs w:val="19"/>
               </w:rPr>
-              <w:t xml:space="preserve">Step 2</w:t>
-            </w:r>
-            <w:r>
-              <w:rPr>
-                <w:rFonts w:ascii="Avenir Next" w:hAnsi="Avenir Next" w:cs="Avenir Next" w:eastAsia="Avenir Next"/>
-                <w:color w:val="1A1A1A"/>
-                <w:sz w:val="19"/>
-                <w:szCs w:val="19"/>
-              </w:rPr>
               <w:tab/>
             </w:r>
             <w:r>
               <w:rPr>
                 <w:rFonts w:ascii="Avenir Next" w:hAnsi="Avenir Next" w:cs="Avenir Next" w:eastAsia="Avenir Next"/>
                 <w:color w:val="1A1A1A"/>
-                <w:sz w:val="21"/>
+                <w:sz w:val="22"/>
                 <w:szCs w:val="21"/>
               </w:rPr>
               <w:t xml:space="preserve">Edges: Q1 20, Q3 35.</w:t>
@@ -2300,7 +2318,7 @@
               <w:tabs>
                 <w:tab w:val="left" w:pos="950"/>
               </w:tabs>
-              <w:spacing w:before="0" w:after="24" w:line="256" w:lineRule="auto"/>
+              <w:spacing w:before="0" w:after="20" w:line="248" w:lineRule="auto"/>
               <w:ind w:left="950" w:hanging="950"/>
             </w:pPr>
             <w:r>
@@ -2308,25 +2326,25 @@
                 <w:rFonts w:ascii="Avenir Next" w:hAnsi="Avenir Next" w:cs="Avenir Next" w:eastAsia="Avenir Next"/>
                 <w:b/>
                 <w:color w:val="003A70"/>
+                <w:sz w:val="22"/>
+                <w:szCs w:val="19"/>
+              </w:rPr>
+              <w:t xml:space="preserve">Step 3</w:t>
+            </w:r>
+            <w:r>
+              <w:rPr>
+                <w:rFonts w:ascii="Avenir Next" w:hAnsi="Avenir Next" w:cs="Avenir Next" w:eastAsia="Avenir Next"/>
+                <w:color w:val="1A1A1A"/>
                 <w:sz w:val="19"/>
                 <w:szCs w:val="19"/>
               </w:rPr>
-              <w:t xml:space="preserve">Step 3</w:t>
-            </w:r>
-            <w:r>
-              <w:rPr>
-                <w:rFonts w:ascii="Avenir Next" w:hAnsi="Avenir Next" w:cs="Avenir Next" w:eastAsia="Avenir Next"/>
-                <w:color w:val="1A1A1A"/>
-                <w:sz w:val="19"/>
-                <w:szCs w:val="19"/>
-              </w:rPr>
               <w:tab/>
             </w:r>
             <w:r>
               <w:rPr>
                 <w:rFonts w:ascii="Avenir Next" w:hAnsi="Avenir Next" w:cs="Avenir Next" w:eastAsia="Avenir Next"/>
                 <w:color w:val="1A1A1A"/>
-                <w:sz w:val="21"/>
+                <w:sz w:val="22"/>
                 <w:szCs w:val="21"/>
               </w:rPr>
               <w:t xml:space="preserve">Line inside: median 30.</w:t>
@@ -2337,7 +2355,7 @@
               <w:tabs>
                 <w:tab w:val="left" w:pos="950"/>
               </w:tabs>
-              <w:spacing w:before="20" w:after="0" w:line="256" w:lineRule="auto"/>
+              <w:spacing w:before="17" w:after="0" w:line="248" w:lineRule="auto"/>
               <w:ind w:left="950" w:hanging="950"/>
             </w:pPr>
             <w:r>
@@ -2345,18 +2363,18 @@
                 <w:rFonts w:ascii="Avenir Next" w:hAnsi="Avenir Next" w:cs="Avenir Next" w:eastAsia="Avenir Next"/>
                 <w:b/>
                 <w:color w:val="1A1A1A"/>
+                <w:sz w:val="22"/>
+                <w:szCs w:val="21"/>
+              </w:rPr>
+              <w:t xml:space="preserve">Answer</w:t>
+            </w:r>
+            <w:r>
+              <w:rPr>
+                <w:rFonts w:ascii="Avenir Next" w:hAnsi="Avenir Next" w:cs="Avenir Next" w:eastAsia="Avenir Next"/>
+                <w:color w:val="1A1A1A"/>
                 <w:sz w:val="21"/>
                 <w:szCs w:val="21"/>
               </w:rPr>
-              <w:t xml:space="preserve">Answer</w:t>
-            </w:r>
-            <w:r>
-              <w:rPr>
-                <w:rFonts w:ascii="Avenir Next" w:hAnsi="Avenir Next" w:cs="Avenir Next" w:eastAsia="Avenir Next"/>
-                <w:color w:val="1A1A1A"/>
-                <w:sz w:val="21"/>
-                <w:szCs w:val="21"/>
-              </w:rPr>
               <w:tab/>
             </w:r>
             <w:r>
@@ -2364,7 +2382,7 @@
                 <w:rFonts w:ascii="Avenir Next" w:hAnsi="Avenir Next" w:cs="Avenir Next" w:eastAsia="Avenir Next"/>
                 <w:b/>
                 <w:color w:val="1A1A1A"/>
-                <w:sz w:val="21"/>
+                <w:sz w:val="22"/>
                 <w:szCs w:val="21"/>
               </w:rPr>
               <w:t xml:space="preserve">10, 20, 30, 35, 50</w:t>
@@ -2378,14 +2396,14 @@
           </w:tcPr>
           <w:p>
             <w:pPr>
-              <w:spacing w:before="0" w:after="0" w:line="264" w:lineRule="auto"/>
+              <w:spacing w:before="0" w:after="0" w:line="252" w:lineRule="auto"/>
               <w:jc w:val="right"/>
             </w:pPr>
             <w:r>
               <w:drawing>
                 <wp:inline distT="0" distB="0" distL="0" distR="0">
                   <wp:extent cx="2743200" cy="960120"/>
-                  <wp:docPr id="1" name="Figure 1"/>
+                  <wp:docPr id="1" name="Figure 1" descr="Box plot. Axis: values, 0 to 60; ticks every 5. Minimum, lower quartile, median, upper quartile, maximum: 10, 20, 30, 35, 50."/>
                   <a:graphic xmlns:a="http://schemas.openxmlformats.org/drawingml/2006/main">
                     <a:graphicData uri="http://schemas.openxmlformats.org/drawingml/2006/picture">
                       <pic:pic xmlns:pic="http://schemas.openxmlformats.org/drawingml/2006/picture">
@@ -2425,6 +2443,7 @@
     </w:p>
     <w:p>
       <w:pPr>
+        <w:pStyle w:val="Heading2"/>
         <w:keepNext/>
         <w:pBdr>
           <w:bottom w:val="single" w:sz="8" w:space="3" w:color="003A70"/>
@@ -2432,7 +2451,7 @@
         <w:tabs>
           <w:tab w:val="right" w:pos="9504"/>
         </w:tabs>
-        <w:spacing w:before="50" w:after="36" w:line="240" w:lineRule="auto"/>
+        <w:spacing w:before="42" w:after="31" w:line="240" w:lineRule="auto"/>
       </w:pPr>
       <w:r>
         <w:rPr>
@@ -2440,7 +2459,7 @@
           <w:b/>
           <w:color w:val="003A70"/>
           <w:spacing w:val="14"/>
-          <w:sz w:val="19"/>
+          <w:sz w:val="22"/>
           <w:szCs w:val="19"/>
         </w:rPr>
         <w:t xml:space="preserve">TRY IT WITH HELP</w:t>
@@ -2459,7 +2478,7 @@
           <w:rFonts w:ascii="Avenir Next" w:hAnsi="Avenir Next" w:cs="Avenir Next" w:eastAsia="Avenir Next"/>
           <w:i/>
           <w:color w:val="5A5F66"/>
-          <w:sz w:val="17"/>
+          <w:sz w:val="22"/>
           <w:szCs w:val="17"/>
         </w:rPr>
         <w:t xml:space="preserve">fill in each step</w:t>
@@ -2471,7 +2490,7 @@
         <w:tabs>
           <w:tab w:val="left" w:pos="432"/>
         </w:tabs>
-        <w:spacing w:before="90" w:after="40" w:line="268" w:lineRule="auto"/>
+        <w:spacing w:before="76" w:after="34" w:line="254" w:lineRule="auto"/>
         <w:ind w:left="432" w:hanging="432"/>
       </w:pPr>
       <w:r>
@@ -2509,7 +2528,7 @@
         <w:tabs>
           <w:tab w:val="left" w:pos="1300"/>
         </w:tabs>
-        <w:spacing w:before="0" w:after="24" w:line="272" w:lineRule="auto"/>
+        <w:spacing w:before="0" w:after="20" w:line="256" w:lineRule="auto"/>
         <w:ind w:left="1300" w:hanging="868"/>
       </w:pPr>
       <w:r>
@@ -2517,28 +2536,47 @@
           <w:rFonts w:ascii="Avenir Next" w:hAnsi="Avenir Next" w:cs="Avenir Next" w:eastAsia="Avenir Next"/>
           <w:b/>
           <w:color w:val="003A70"/>
+          <w:sz w:val="22"/>
+          <w:szCs w:val="18"/>
+        </w:rPr>
+        <w:t xml:space="preserve">Step 1</w:t>
+      </w:r>
+      <w:r>
+        <w:rPr>
+          <w:rFonts w:ascii="Avenir Next" w:hAnsi="Avenir Next" w:cs="Avenir Next" w:eastAsia="Avenir Next"/>
+          <w:color w:val="1A1A1A"/>
           <w:sz w:val="18"/>
           <w:szCs w:val="18"/>
         </w:rPr>
-        <w:t xml:space="preserve">Step 1</w:t>
-      </w:r>
-      <w:r>
-        <w:rPr>
-          <w:rFonts w:ascii="Avenir Next" w:hAnsi="Avenir Next" w:cs="Avenir Next" w:eastAsia="Avenir Next"/>
-          <w:color w:val="1A1A1A"/>
-          <w:sz w:val="18"/>
-          <w:szCs w:val="18"/>
-        </w:rPr>
         <w:tab/>
       </w:r>
       <w:r>
         <w:rPr>
           <w:rFonts w:ascii="Avenir Next" w:hAnsi="Avenir Next" w:cs="Avenir Next" w:eastAsia="Avenir Next"/>
           <w:color w:val="1A1A1A"/>
+          <w:sz w:val="22"/>
+          <w:szCs w:val="21"/>
+        </w:rPr>
+        <w:t xml:space="preserve">Min = </w:t>
+      </w:r>
+      <w:r>
+        <w:rPr>
+          <w:rFonts w:ascii="Avenir Next" w:hAnsi="Avenir Next" w:cs="Avenir Next" w:eastAsia="Avenir Next"/>
+          <w:color w:val="1A1A1A"/>
           <w:sz w:val="21"/>
           <w:szCs w:val="21"/>
-        </w:rPr>
-        <w:t xml:space="preserve">Min = </w:t>
+          <w:u w:val="single"/>
+        </w:rPr>
+        <w:t xml:space="preserve">                </w:t>
+      </w:r>
+      <w:r>
+        <w:rPr>
+          <w:rFonts w:ascii="Avenir Next" w:hAnsi="Avenir Next" w:cs="Avenir Next" w:eastAsia="Avenir Next"/>
+          <w:color w:val="1A1A1A"/>
+          <w:sz w:val="22"/>
+          <w:szCs w:val="21"/>
+        </w:rPr>
+        <w:t xml:space="preserve">. Max = </w:t>
       </w:r>
       <w:r>
         <w:rPr>
@@ -2554,26 +2592,7 @@
         <w:rPr>
           <w:rFonts w:ascii="Avenir Next" w:hAnsi="Avenir Next" w:cs="Avenir Next" w:eastAsia="Avenir Next"/>
           <w:color w:val="1A1A1A"/>
-          <w:sz w:val="21"/>
-          <w:szCs w:val="21"/>
-        </w:rPr>
-        <w:t xml:space="preserve">. Max = </w:t>
-      </w:r>
-      <w:r>
-        <w:rPr>
-          <w:rFonts w:ascii="Avenir Next" w:hAnsi="Avenir Next" w:cs="Avenir Next" w:eastAsia="Avenir Next"/>
-          <w:color w:val="1A1A1A"/>
-          <w:sz w:val="21"/>
-          <w:szCs w:val="21"/>
-          <w:u w:val="single"/>
-        </w:rPr>
-        <w:t xml:space="preserve">                </w:t>
-      </w:r>
-      <w:r>
-        <w:rPr>
-          <w:rFonts w:ascii="Avenir Next" w:hAnsi="Avenir Next" w:cs="Avenir Next" w:eastAsia="Avenir Next"/>
-          <w:color w:val="1A1A1A"/>
-          <w:sz w:val="21"/>
+          <w:sz w:val="22"/>
           <w:szCs w:val="21"/>
         </w:rPr>
         <w:t xml:space="preserve">.</w:t>
@@ -2585,7 +2604,7 @@
         <w:tabs>
           <w:tab w:val="left" w:pos="1300"/>
         </w:tabs>
-        <w:spacing w:before="0" w:after="24" w:line="272" w:lineRule="auto"/>
+        <w:spacing w:before="0" w:after="20" w:line="256" w:lineRule="auto"/>
         <w:ind w:left="1300" w:hanging="868"/>
       </w:pPr>
       <w:r>
@@ -2593,28 +2612,47 @@
           <w:rFonts w:ascii="Avenir Next" w:hAnsi="Avenir Next" w:cs="Avenir Next" w:eastAsia="Avenir Next"/>
           <w:b/>
           <w:color w:val="003A70"/>
+          <w:sz w:val="22"/>
+          <w:szCs w:val="18"/>
+        </w:rPr>
+        <w:t xml:space="preserve">Step 2</w:t>
+      </w:r>
+      <w:r>
+        <w:rPr>
+          <w:rFonts w:ascii="Avenir Next" w:hAnsi="Avenir Next" w:cs="Avenir Next" w:eastAsia="Avenir Next"/>
+          <w:color w:val="1A1A1A"/>
           <w:sz w:val="18"/>
           <w:szCs w:val="18"/>
         </w:rPr>
-        <w:t xml:space="preserve">Step 2</w:t>
-      </w:r>
-      <w:r>
-        <w:rPr>
-          <w:rFonts w:ascii="Avenir Next" w:hAnsi="Avenir Next" w:cs="Avenir Next" w:eastAsia="Avenir Next"/>
-          <w:color w:val="1A1A1A"/>
-          <w:sz w:val="18"/>
-          <w:szCs w:val="18"/>
-        </w:rPr>
         <w:tab/>
       </w:r>
       <w:r>
         <w:rPr>
           <w:rFonts w:ascii="Avenir Next" w:hAnsi="Avenir Next" w:cs="Avenir Next" w:eastAsia="Avenir Next"/>
           <w:color w:val="1A1A1A"/>
+          <w:sz w:val="22"/>
+          <w:szCs w:val="21"/>
+        </w:rPr>
+        <w:t xml:space="preserve">Q1 = </w:t>
+      </w:r>
+      <w:r>
+        <w:rPr>
+          <w:rFonts w:ascii="Avenir Next" w:hAnsi="Avenir Next" w:cs="Avenir Next" w:eastAsia="Avenir Next"/>
+          <w:color w:val="1A1A1A"/>
           <w:sz w:val="21"/>
           <w:szCs w:val="21"/>
-        </w:rPr>
-        <w:t xml:space="preserve">Q1 = </w:t>
+          <w:u w:val="single"/>
+        </w:rPr>
+        <w:t xml:space="preserve">                </w:t>
+      </w:r>
+      <w:r>
+        <w:rPr>
+          <w:rFonts w:ascii="Avenir Next" w:hAnsi="Avenir Next" w:cs="Avenir Next" w:eastAsia="Avenir Next"/>
+          <w:color w:val="1A1A1A"/>
+          <w:sz w:val="22"/>
+          <w:szCs w:val="21"/>
+        </w:rPr>
+        <w:t xml:space="preserve">. Q3 = </w:t>
       </w:r>
       <w:r>
         <w:rPr>
@@ -2630,26 +2668,7 @@
         <w:rPr>
           <w:rFonts w:ascii="Avenir Next" w:hAnsi="Avenir Next" w:cs="Avenir Next" w:eastAsia="Avenir Next"/>
           <w:color w:val="1A1A1A"/>
-          <w:sz w:val="21"/>
-          <w:szCs w:val="21"/>
-        </w:rPr>
-        <w:t xml:space="preserve">. Q3 = </w:t>
-      </w:r>
-      <w:r>
-        <w:rPr>
-          <w:rFonts w:ascii="Avenir Next" w:hAnsi="Avenir Next" w:cs="Avenir Next" w:eastAsia="Avenir Next"/>
-          <w:color w:val="1A1A1A"/>
-          <w:sz w:val="21"/>
-          <w:szCs w:val="21"/>
-          <w:u w:val="single"/>
-        </w:rPr>
-        <w:t xml:space="preserve">                </w:t>
-      </w:r>
-      <w:r>
-        <w:rPr>
-          <w:rFonts w:ascii="Avenir Next" w:hAnsi="Avenir Next" w:cs="Avenir Next" w:eastAsia="Avenir Next"/>
-          <w:color w:val="1A1A1A"/>
-          <w:sz w:val="21"/>
+          <w:sz w:val="22"/>
           <w:szCs w:val="21"/>
         </w:rPr>
         <w:t xml:space="preserve">.</w:t>
@@ -2661,7 +2680,7 @@
         <w:tabs>
           <w:tab w:val="left" w:pos="1300"/>
         </w:tabs>
-        <w:spacing w:before="0" w:after="24" w:line="272" w:lineRule="auto"/>
+        <w:spacing w:before="0" w:after="20" w:line="256" w:lineRule="auto"/>
         <w:ind w:left="1300" w:hanging="868"/>
       </w:pPr>
       <w:r>
@@ -2669,35 +2688,35 @@
           <w:rFonts w:ascii="Avenir Next" w:hAnsi="Avenir Next" w:cs="Avenir Next" w:eastAsia="Avenir Next"/>
           <w:b/>
           <w:color w:val="003A70"/>
+          <w:sz w:val="22"/>
+          <w:szCs w:val="18"/>
+        </w:rPr>
+        <w:t xml:space="preserve">Step 3</w:t>
+      </w:r>
+      <w:r>
+        <w:rPr>
+          <w:rFonts w:ascii="Avenir Next" w:hAnsi="Avenir Next" w:cs="Avenir Next" w:eastAsia="Avenir Next"/>
+          <w:color w:val="1A1A1A"/>
           <w:sz w:val="18"/>
           <w:szCs w:val="18"/>
         </w:rPr>
-        <w:t xml:space="preserve">Step 3</w:t>
-      </w:r>
-      <w:r>
-        <w:rPr>
-          <w:rFonts w:ascii="Avenir Next" w:hAnsi="Avenir Next" w:cs="Avenir Next" w:eastAsia="Avenir Next"/>
-          <w:color w:val="1A1A1A"/>
-          <w:sz w:val="18"/>
-          <w:szCs w:val="18"/>
-        </w:rPr>
         <w:tab/>
       </w:r>
       <w:r>
         <w:rPr>
           <w:rFonts w:ascii="Avenir Next" w:hAnsi="Avenir Next" w:cs="Avenir Next" w:eastAsia="Avenir Next"/>
           <w:color w:val="1A1A1A"/>
+          <w:sz w:val="22"/>
+          <w:szCs w:val="21"/>
+        </w:rPr>
+        <w:t xml:space="preserve">Median = </w:t>
+      </w:r>
+      <w:r>
+        <w:rPr>
+          <w:rFonts w:ascii="Avenir Next" w:hAnsi="Avenir Next" w:cs="Avenir Next" w:eastAsia="Avenir Next"/>
+          <w:color w:val="1A1A1A"/>
           <w:sz w:val="21"/>
           <w:szCs w:val="21"/>
-        </w:rPr>
-        <w:t xml:space="preserve">Median = </w:t>
-      </w:r>
-      <w:r>
-        <w:rPr>
-          <w:rFonts w:ascii="Avenir Next" w:hAnsi="Avenir Next" w:cs="Avenir Next" w:eastAsia="Avenir Next"/>
-          <w:color w:val="1A1A1A"/>
-          <w:sz w:val="21"/>
-          <w:szCs w:val="21"/>
           <w:u w:val="single"/>
         </w:rPr>
         <w:t xml:space="preserve">                </w:t>
@@ -2706,7 +2725,7 @@
         <w:rPr>
           <w:rFonts w:ascii="Avenir Next" w:hAnsi="Avenir Next" w:cs="Avenir Next" w:eastAsia="Avenir Next"/>
           <w:color w:val="1A1A1A"/>
-          <w:sz w:val="21"/>
+          <w:sz w:val="22"/>
           <w:szCs w:val="21"/>
         </w:rPr>
         <w:t xml:space="preserve">.</w:t>
@@ -2723,7 +2742,7 @@
         <w:tabs>
           <w:tab w:val="left" w:pos="432"/>
         </w:tabs>
-        <w:spacing w:before="90" w:after="40" w:line="268" w:lineRule="auto"/>
+        <w:spacing w:before="76" w:after="34" w:line="254" w:lineRule="auto"/>
         <w:ind w:left="432" w:hanging="432"/>
       </w:pPr>
       <w:r>
@@ -2761,7 +2780,7 @@
         <w:tabs>
           <w:tab w:val="left" w:pos="1300"/>
         </w:tabs>
-        <w:spacing w:before="0" w:after="24" w:line="272" w:lineRule="auto"/>
+        <w:spacing w:before="0" w:after="20" w:line="256" w:lineRule="auto"/>
         <w:ind w:left="1300" w:hanging="868"/>
       </w:pPr>
       <w:r>
@@ -2769,28 +2788,47 @@
           <w:rFonts w:ascii="Avenir Next" w:hAnsi="Avenir Next" w:cs="Avenir Next" w:eastAsia="Avenir Next"/>
           <w:b/>
           <w:color w:val="003A70"/>
+          <w:sz w:val="22"/>
+          <w:szCs w:val="18"/>
+        </w:rPr>
+        <w:t xml:space="preserve">Step 1</w:t>
+      </w:r>
+      <w:r>
+        <w:rPr>
+          <w:rFonts w:ascii="Avenir Next" w:hAnsi="Avenir Next" w:cs="Avenir Next" w:eastAsia="Avenir Next"/>
+          <w:color w:val="1A1A1A"/>
           <w:sz w:val="18"/>
           <w:szCs w:val="18"/>
         </w:rPr>
-        <w:t xml:space="preserve">Step 1</w:t>
-      </w:r>
-      <w:r>
-        <w:rPr>
-          <w:rFonts w:ascii="Avenir Next" w:hAnsi="Avenir Next" w:cs="Avenir Next" w:eastAsia="Avenir Next"/>
-          <w:color w:val="1A1A1A"/>
-          <w:sz w:val="18"/>
-          <w:szCs w:val="18"/>
-        </w:rPr>
         <w:tab/>
       </w:r>
       <w:r>
         <w:rPr>
           <w:rFonts w:ascii="Avenir Next" w:hAnsi="Avenir Next" w:cs="Avenir Next" w:eastAsia="Avenir Next"/>
           <w:color w:val="1A1A1A"/>
+          <w:sz w:val="22"/>
+          <w:szCs w:val="21"/>
+        </w:rPr>
+        <w:t xml:space="preserve">Min = </w:t>
+      </w:r>
+      <w:r>
+        <w:rPr>
+          <w:rFonts w:ascii="Avenir Next" w:hAnsi="Avenir Next" w:cs="Avenir Next" w:eastAsia="Avenir Next"/>
+          <w:color w:val="1A1A1A"/>
           <w:sz w:val="21"/>
           <w:szCs w:val="21"/>
-        </w:rPr>
-        <w:t xml:space="preserve">Min = </w:t>
+          <w:u w:val="single"/>
+        </w:rPr>
+        <w:t xml:space="preserve">                </w:t>
+      </w:r>
+      <w:r>
+        <w:rPr>
+          <w:rFonts w:ascii="Avenir Next" w:hAnsi="Avenir Next" w:cs="Avenir Next" w:eastAsia="Avenir Next"/>
+          <w:color w:val="1A1A1A"/>
+          <w:sz w:val="22"/>
+          <w:szCs w:val="21"/>
+        </w:rPr>
+        <w:t xml:space="preserve">. Max = </w:t>
       </w:r>
       <w:r>
         <w:rPr>
@@ -2806,26 +2844,7 @@
         <w:rPr>
           <w:rFonts w:ascii="Avenir Next" w:hAnsi="Avenir Next" w:cs="Avenir Next" w:eastAsia="Avenir Next"/>
           <w:color w:val="1A1A1A"/>
-          <w:sz w:val="21"/>
-          <w:szCs w:val="21"/>
-        </w:rPr>
-        <w:t xml:space="preserve">. Max = </w:t>
-      </w:r>
-      <w:r>
-        <w:rPr>
-          <w:rFonts w:ascii="Avenir Next" w:hAnsi="Avenir Next" w:cs="Avenir Next" w:eastAsia="Avenir Next"/>
-          <w:color w:val="1A1A1A"/>
-          <w:sz w:val="21"/>
-          <w:szCs w:val="21"/>
-          <w:u w:val="single"/>
-        </w:rPr>
-        <w:t xml:space="preserve">                </w:t>
-      </w:r>
-      <w:r>
-        <w:rPr>
-          <w:rFonts w:ascii="Avenir Next" w:hAnsi="Avenir Next" w:cs="Avenir Next" w:eastAsia="Avenir Next"/>
-          <w:color w:val="1A1A1A"/>
-          <w:sz w:val="21"/>
+          <w:sz w:val="22"/>
           <w:szCs w:val="21"/>
         </w:rPr>
         <w:t xml:space="preserve">.</w:t>
@@ -2837,7 +2856,7 @@
         <w:tabs>
           <w:tab w:val="left" w:pos="1300"/>
         </w:tabs>
-        <w:spacing w:before="0" w:after="24" w:line="272" w:lineRule="auto"/>
+        <w:spacing w:before="0" w:after="20" w:line="256" w:lineRule="auto"/>
         <w:ind w:left="1300" w:hanging="868"/>
       </w:pPr>
       <w:r>
@@ -2845,28 +2864,47 @@
           <w:rFonts w:ascii="Avenir Next" w:hAnsi="Avenir Next" w:cs="Avenir Next" w:eastAsia="Avenir Next"/>
           <w:b/>
           <w:color w:val="003A70"/>
+          <w:sz w:val="22"/>
+          <w:szCs w:val="18"/>
+        </w:rPr>
+        <w:t xml:space="preserve">Step 2</w:t>
+      </w:r>
+      <w:r>
+        <w:rPr>
+          <w:rFonts w:ascii="Avenir Next" w:hAnsi="Avenir Next" w:cs="Avenir Next" w:eastAsia="Avenir Next"/>
+          <w:color w:val="1A1A1A"/>
           <w:sz w:val="18"/>
           <w:szCs w:val="18"/>
         </w:rPr>
-        <w:t xml:space="preserve">Step 2</w:t>
-      </w:r>
-      <w:r>
-        <w:rPr>
-          <w:rFonts w:ascii="Avenir Next" w:hAnsi="Avenir Next" w:cs="Avenir Next" w:eastAsia="Avenir Next"/>
-          <w:color w:val="1A1A1A"/>
-          <w:sz w:val="18"/>
-          <w:szCs w:val="18"/>
-        </w:rPr>
         <w:tab/>
       </w:r>
       <w:r>
         <w:rPr>
           <w:rFonts w:ascii="Avenir Next" w:hAnsi="Avenir Next" w:cs="Avenir Next" w:eastAsia="Avenir Next"/>
           <w:color w:val="1A1A1A"/>
+          <w:sz w:val="22"/>
+          <w:szCs w:val="21"/>
+        </w:rPr>
+        <w:t xml:space="preserve">Q1 = </w:t>
+      </w:r>
+      <w:r>
+        <w:rPr>
+          <w:rFonts w:ascii="Avenir Next" w:hAnsi="Avenir Next" w:cs="Avenir Next" w:eastAsia="Avenir Next"/>
+          <w:color w:val="1A1A1A"/>
           <w:sz w:val="21"/>
           <w:szCs w:val="21"/>
-        </w:rPr>
-        <w:t xml:space="preserve">Q1 = </w:t>
+          <w:u w:val="single"/>
+        </w:rPr>
+        <w:t xml:space="preserve">                </w:t>
+      </w:r>
+      <w:r>
+        <w:rPr>
+          <w:rFonts w:ascii="Avenir Next" w:hAnsi="Avenir Next" w:cs="Avenir Next" w:eastAsia="Avenir Next"/>
+          <w:color w:val="1A1A1A"/>
+          <w:sz w:val="22"/>
+          <w:szCs w:val="21"/>
+        </w:rPr>
+        <w:t xml:space="preserve">. Q3 = </w:t>
       </w:r>
       <w:r>
         <w:rPr>
@@ -2882,26 +2920,7 @@
         <w:rPr>
           <w:rFonts w:ascii="Avenir Next" w:hAnsi="Avenir Next" w:cs="Avenir Next" w:eastAsia="Avenir Next"/>
           <w:color w:val="1A1A1A"/>
-          <w:sz w:val="21"/>
-          <w:szCs w:val="21"/>
-        </w:rPr>
-        <w:t xml:space="preserve">. Q3 = </w:t>
-      </w:r>
-      <w:r>
-        <w:rPr>
-          <w:rFonts w:ascii="Avenir Next" w:hAnsi="Avenir Next" w:cs="Avenir Next" w:eastAsia="Avenir Next"/>
-          <w:color w:val="1A1A1A"/>
-          <w:sz w:val="21"/>
-          <w:szCs w:val="21"/>
-          <w:u w:val="single"/>
-        </w:rPr>
-        <w:t xml:space="preserve">                </w:t>
-      </w:r>
-      <w:r>
-        <w:rPr>
-          <w:rFonts w:ascii="Avenir Next" w:hAnsi="Avenir Next" w:cs="Avenir Next" w:eastAsia="Avenir Next"/>
-          <w:color w:val="1A1A1A"/>
-          <w:sz w:val="21"/>
+          <w:sz w:val="22"/>
           <w:szCs w:val="21"/>
         </w:rPr>
         <w:t xml:space="preserve">.</w:t>
@@ -2913,7 +2932,7 @@
         <w:tabs>
           <w:tab w:val="left" w:pos="1300"/>
         </w:tabs>
-        <w:spacing w:before="0" w:after="24" w:line="272" w:lineRule="auto"/>
+        <w:spacing w:before="0" w:after="20" w:line="256" w:lineRule="auto"/>
         <w:ind w:left="1300" w:hanging="868"/>
       </w:pPr>
       <w:r>
@@ -2921,35 +2940,35 @@
           <w:rFonts w:ascii="Avenir Next" w:hAnsi="Avenir Next" w:cs="Avenir Next" w:eastAsia="Avenir Next"/>
           <w:b/>
           <w:color w:val="003A70"/>
+          <w:sz w:val="22"/>
+          <w:szCs w:val="18"/>
+        </w:rPr>
+        <w:t xml:space="preserve">Step 3</w:t>
+      </w:r>
+      <w:r>
+        <w:rPr>
+          <w:rFonts w:ascii="Avenir Next" w:hAnsi="Avenir Next" w:cs="Avenir Next" w:eastAsia="Avenir Next"/>
+          <w:color w:val="1A1A1A"/>
           <w:sz w:val="18"/>
           <w:szCs w:val="18"/>
         </w:rPr>
-        <w:t xml:space="preserve">Step 3</w:t>
-      </w:r>
-      <w:r>
-        <w:rPr>
-          <w:rFonts w:ascii="Avenir Next" w:hAnsi="Avenir Next" w:cs="Avenir Next" w:eastAsia="Avenir Next"/>
-          <w:color w:val="1A1A1A"/>
-          <w:sz w:val="18"/>
-          <w:szCs w:val="18"/>
-        </w:rPr>
         <w:tab/>
       </w:r>
       <w:r>
         <w:rPr>
           <w:rFonts w:ascii="Avenir Next" w:hAnsi="Avenir Next" w:cs="Avenir Next" w:eastAsia="Avenir Next"/>
           <w:color w:val="1A1A1A"/>
+          <w:sz w:val="22"/>
+          <w:szCs w:val="21"/>
+        </w:rPr>
+        <w:t xml:space="preserve">Median = </w:t>
+      </w:r>
+      <w:r>
+        <w:rPr>
+          <w:rFonts w:ascii="Avenir Next" w:hAnsi="Avenir Next" w:cs="Avenir Next" w:eastAsia="Avenir Next"/>
+          <w:color w:val="1A1A1A"/>
           <w:sz w:val="21"/>
           <w:szCs w:val="21"/>
-        </w:rPr>
-        <w:t xml:space="preserve">Median = </w:t>
-      </w:r>
-      <w:r>
-        <w:rPr>
-          <w:rFonts w:ascii="Avenir Next" w:hAnsi="Avenir Next" w:cs="Avenir Next" w:eastAsia="Avenir Next"/>
-          <w:color w:val="1A1A1A"/>
-          <w:sz w:val="21"/>
-          <w:szCs w:val="21"/>
           <w:u w:val="single"/>
         </w:rPr>
         <w:t xml:space="preserve">                </w:t>
@@ -2958,7 +2977,7 @@
         <w:rPr>
           <w:rFonts w:ascii="Avenir Next" w:hAnsi="Avenir Next" w:cs="Avenir Next" w:eastAsia="Avenir Next"/>
           <w:color w:val="1A1A1A"/>
-          <w:sz w:val="21"/>
+          <w:sz w:val="22"/>
           <w:szCs w:val="21"/>
         </w:rPr>
         <w:t xml:space="preserve">.</w:t>
@@ -2971,6 +2990,7 @@
     </w:p>
     <w:p>
       <w:pPr>
+        <w:pStyle w:val="Heading2"/>
         <w:keepNext/>
         <w:pBdr>
           <w:bottom w:val="single" w:sz="8" w:space="3" w:color="003A70"/>
@@ -2978,7 +2998,7 @@
         <w:tabs>
           <w:tab w:val="right" w:pos="9504"/>
         </w:tabs>
-        <w:spacing w:before="50" w:after="36" w:line="240" w:lineRule="auto"/>
+        <w:spacing w:before="42" w:after="31" w:line="240" w:lineRule="auto"/>
       </w:pPr>
       <w:r>
         <w:rPr>
@@ -2986,7 +3006,7 @@
           <w:b/>
           <w:color w:val="003A70"/>
           <w:spacing w:val="14"/>
-          <w:sz w:val="19"/>
+          <w:sz w:val="22"/>
           <w:szCs w:val="19"/>
         </w:rPr>
         <w:t xml:space="preserve">YOUR TURN</w:t>
@@ -3005,7 +3025,7 @@
           <w:rFonts w:ascii="Avenir Next" w:hAnsi="Avenir Next" w:cs="Avenir Next" w:eastAsia="Avenir Next"/>
           <w:i/>
           <w:color w:val="5A5F66"/>
-          <w:sz w:val="17"/>
+          <w:sz w:val="22"/>
           <w:szCs w:val="17"/>
         </w:rPr>
         <w:t xml:space="preserve">use the steps on your own</w:t>
@@ -3089,7 +3109,7 @@
                     <w:tabs>
                       <w:tab w:val="left" w:pos="432"/>
                     </w:tabs>
-                    <w:spacing w:before="90" w:after="40" w:line="268" w:lineRule="auto"/>
+                    <w:spacing w:before="76" w:after="34" w:line="254" w:lineRule="auto"/>
                     <w:ind w:left="432" w:hanging="432"/>
                   </w:pPr>
                   <w:r>
@@ -3161,7 +3181,7 @@
                           <w:tabs>
                             <w:tab w:val="left" w:pos="340"/>
                           </w:tabs>
-                          <w:spacing w:before="0" w:after="0" w:line="276" w:lineRule="auto"/>
+                          <w:spacing w:before="0" w:after="0" w:line="258" w:lineRule="auto"/>
                           <w:ind w:left="340" w:hanging="340"/>
                         </w:pPr>
                         <w:r>
@@ -3209,7 +3229,7 @@
                             <w:szCs w:val="22"/>
                             <w:u w:val="single"/>
                           </w:rPr>
-                          <w:t xml:space="preserve">        </w:t>
+                          <w:t xml:space="preserve">            </w:t>
                         </w:r>
                       </w:p>
                     </w:tc>
@@ -3229,7 +3249,7 @@
                           <w:tabs>
                             <w:tab w:val="left" w:pos="340"/>
                           </w:tabs>
-                          <w:spacing w:before="0" w:after="0" w:line="276" w:lineRule="auto"/>
+                          <w:spacing w:before="0" w:after="0" w:line="258" w:lineRule="auto"/>
                           <w:ind w:left="340" w:hanging="340"/>
                         </w:pPr>
                         <w:r>
@@ -3277,7 +3297,7 @@
                             <w:szCs w:val="22"/>
                             <w:u w:val="single"/>
                           </w:rPr>
-                          <w:t xml:space="preserve">        </w:t>
+                          <w:t xml:space="preserve">            </w:t>
                         </w:r>
                       </w:p>
                     </w:tc>
@@ -3297,7 +3317,7 @@
                           <w:tabs>
                             <w:tab w:val="left" w:pos="340"/>
                           </w:tabs>
-                          <w:spacing w:before="0" w:after="0" w:line="276" w:lineRule="auto"/>
+                          <w:spacing w:before="0" w:after="0" w:line="258" w:lineRule="auto"/>
                           <w:ind w:left="340" w:hanging="340"/>
                         </w:pPr>
                         <w:r>
@@ -3345,7 +3365,7 @@
                             <w:szCs w:val="22"/>
                             <w:u w:val="single"/>
                           </w:rPr>
-                          <w:t xml:space="preserve">        </w:t>
+                          <w:t xml:space="preserve">            </w:t>
                         </w:r>
                       </w:p>
                     </w:tc>
@@ -3364,14 +3384,14 @@
                 </w:tcPr>
                 <w:p>
                   <w:pPr>
-                    <w:spacing w:before="110" w:after="0" w:line="264" w:lineRule="auto"/>
+                    <w:spacing w:before="94" w:after="0" w:line="252" w:lineRule="auto"/>
                     <w:jc w:val="right"/>
                   </w:pPr>
                   <w:r>
                     <w:drawing>
                       <wp:inline distT="0" distB="0" distL="0" distR="0">
                         <wp:extent cx="2743200" cy="960120"/>
-                        <wp:docPr id="2" name="Figure 2"/>
+                        <wp:docPr id="2" name="Figure 2" descr="Box plot. Axis: values, 0 to 50; ticks every 5. Minimum, lower quartile, median, upper quartile, maximum: 5, 15, 20, 30, 45."/>
                         <a:graphic xmlns:a="http://schemas.openxmlformats.org/drawingml/2006/main">
                           <a:graphicData uri="http://schemas.openxmlformats.org/drawingml/2006/picture">
                             <pic:pic xmlns:pic="http://schemas.openxmlformats.org/drawingml/2006/picture">
@@ -3419,6 +3439,7 @@
     </w:p>
     <w:p>
       <w:pPr>
+        <w:pStyle w:val="Heading2"/>
         <w:keepNext/>
         <w:pBdr>
           <w:bottom w:val="single" w:sz="8" w:space="3" w:color="003A70"/>
@@ -3426,7 +3447,7 @@
         <w:tabs>
           <w:tab w:val="right" w:pos="9504"/>
         </w:tabs>
-        <w:spacing w:before="50" w:after="36" w:line="240" w:lineRule="auto"/>
+        <w:spacing w:before="42" w:after="31" w:line="240" w:lineRule="auto"/>
       </w:pPr>
       <w:r>
         <w:rPr>
@@ -3434,7 +3455,7 @@
           <w:b/>
           <w:color w:val="003A70"/>
           <w:spacing w:val="14"/>
-          <w:sz w:val="19"/>
+          <w:sz w:val="22"/>
           <w:szCs w:val="19"/>
         </w:rPr>
         <w:t xml:space="preserve">READY CHECK</w:t>
@@ -3453,7 +3474,7 @@
           <w:rFonts w:ascii="Avenir Next" w:hAnsi="Avenir Next" w:cs="Avenir Next" w:eastAsia="Avenir Next"/>
           <w:i/>
           <w:color w:val="5A5F66"/>
-          <w:sz w:val="17"/>
+          <w:sz w:val="22"/>
           <w:szCs w:val="17"/>
         </w:rPr>
         <w:t xml:space="preserve">a problem like the one in today’s lesson</w:t>
@@ -3503,7 +3524,7 @@
               <w:tabs>
                 <w:tab w:val="left" w:pos="432"/>
               </w:tabs>
-              <w:spacing w:before="90" w:after="40" w:line="268" w:lineRule="auto"/>
+              <w:spacing w:before="76" w:after="34" w:line="254" w:lineRule="auto"/>
               <w:ind w:left="432" w:hanging="432"/>
             </w:pPr>
             <w:r>
@@ -3577,7 +3598,7 @@
                     <w:tabs>
                       <w:tab w:val="left" w:pos="340"/>
                     </w:tabs>
-                    <w:spacing w:before="0" w:after="0" w:line="264" w:lineRule="auto"/>
+                    <w:spacing w:before="0" w:after="0" w:line="252" w:lineRule="auto"/>
                     <w:ind w:left="340" w:hanging="340"/>
                   </w:pPr>
                   <w:r>
@@ -3585,7 +3606,7 @@
                       <w:rFonts w:ascii="Avenir Next" w:hAnsi="Avenir Next" w:cs="Avenir Next" w:eastAsia="Avenir Next"/>
                       <w:b/>
                       <w:color w:val="003A70"/>
-                      <w:sz w:val="21"/>
+                      <w:sz w:val="22"/>
                       <w:szCs w:val="21"/>
                     </w:rPr>
                     <w:t xml:space="preserve">A</w:t>
@@ -3603,7 +3624,7 @@
                     <w:rPr>
                       <w:rFonts w:ascii="Avenir Next" w:hAnsi="Avenir Next" w:cs="Avenir Next" w:eastAsia="Avenir Next"/>
                       <w:color w:val="1A1A1A"/>
-                      <w:sz w:val="21"/>
+                      <w:sz w:val="22"/>
                       <w:szCs w:val="21"/>
                     </w:rPr>
                     <w:t xml:space="preserve">25</w:t>
@@ -3620,7 +3641,7 @@
                     <w:tabs>
                       <w:tab w:val="left" w:pos="340"/>
                     </w:tabs>
-                    <w:spacing w:before="0" w:after="0" w:line="264" w:lineRule="auto"/>
+                    <w:spacing w:before="0" w:after="0" w:line="252" w:lineRule="auto"/>
                     <w:ind w:left="340" w:hanging="340"/>
                   </w:pPr>
                   <w:r>
@@ -3628,7 +3649,7 @@
                       <w:rFonts w:ascii="Avenir Next" w:hAnsi="Avenir Next" w:cs="Avenir Next" w:eastAsia="Avenir Next"/>
                       <w:b/>
                       <w:color w:val="003A70"/>
-                      <w:sz w:val="21"/>
+                      <w:sz w:val="22"/>
                       <w:szCs w:val="21"/>
                     </w:rPr>
                     <w:t xml:space="preserve">B</w:t>
@@ -3646,7 +3667,7 @@
                     <w:rPr>
                       <w:rFonts w:ascii="Avenir Next" w:hAnsi="Avenir Next" w:cs="Avenir Next" w:eastAsia="Avenir Next"/>
                       <w:color w:val="1A1A1A"/>
-                      <w:sz w:val="21"/>
+                      <w:sz w:val="22"/>
                       <w:szCs w:val="21"/>
                     </w:rPr>
                     <w:t xml:space="preserve">32</w:t>
@@ -3663,7 +3684,7 @@
                     <w:tabs>
                       <w:tab w:val="left" w:pos="340"/>
                     </w:tabs>
-                    <w:spacing w:before="0" w:after="0" w:line="264" w:lineRule="auto"/>
+                    <w:spacing w:before="0" w:after="0" w:line="252" w:lineRule="auto"/>
                     <w:ind w:left="340" w:hanging="340"/>
                   </w:pPr>
                   <w:r>
@@ -3671,7 +3692,7 @@
                       <w:rFonts w:ascii="Avenir Next" w:hAnsi="Avenir Next" w:cs="Avenir Next" w:eastAsia="Avenir Next"/>
                       <w:b/>
                       <w:color w:val="003A70"/>
-                      <w:sz w:val="21"/>
+                      <w:sz w:val="22"/>
                       <w:szCs w:val="21"/>
                     </w:rPr>
                     <w:t xml:space="preserve">C</w:t>
@@ -3689,7 +3710,7 @@
                     <w:rPr>
                       <w:rFonts w:ascii="Avenir Next" w:hAnsi="Avenir Next" w:cs="Avenir Next" w:eastAsia="Avenir Next"/>
                       <w:color w:val="1A1A1A"/>
-                      <w:sz w:val="21"/>
+                      <w:sz w:val="22"/>
                       <w:szCs w:val="21"/>
                     </w:rPr>
                     <w:t xml:space="preserve">40</w:t>
@@ -3706,7 +3727,7 @@
                     <w:tabs>
                       <w:tab w:val="left" w:pos="340"/>
                     </w:tabs>
-                    <w:spacing w:before="0" w:after="0" w:line="264" w:lineRule="auto"/>
+                    <w:spacing w:before="0" w:after="0" w:line="252" w:lineRule="auto"/>
                     <w:ind w:left="340" w:hanging="340"/>
                   </w:pPr>
                   <w:r>
@@ -3714,7 +3735,7 @@
                       <w:rFonts w:ascii="Avenir Next" w:hAnsi="Avenir Next" w:cs="Avenir Next" w:eastAsia="Avenir Next"/>
                       <w:b/>
                       <w:color w:val="003A70"/>
-                      <w:sz w:val="21"/>
+                      <w:sz w:val="22"/>
                       <w:szCs w:val="21"/>
                     </w:rPr>
                     <w:t xml:space="preserve">D</w:t>
@@ -3732,7 +3753,7 @@
                     <w:rPr>
                       <w:rFonts w:ascii="Avenir Next" w:hAnsi="Avenir Next" w:cs="Avenir Next" w:eastAsia="Avenir Next"/>
                       <w:color w:val="1A1A1A"/>
-                      <w:sz w:val="21"/>
+                      <w:sz w:val="22"/>
                       <w:szCs w:val="21"/>
                     </w:rPr>
                     <w:t xml:space="preserve">15</w:t>
@@ -3781,19 +3802,42 @@
         <w:tblLook w:val="0000" w:firstRow="0" w:lastRow="0" w:firstColumn="0" w:lastColumn="0" w:noHBand="1" w:noVBand="1"/>
       </w:tblPr>
       <w:tblGrid>
-        <w:gridCol w:w="2000"/>
-        <w:gridCol w:w="2300"/>
-        <w:gridCol w:w="2100"/>
-        <w:gridCol w:w="3104"/>
+        <w:gridCol w:w="1750"/>
+        <w:gridCol w:w="2500"/>
+        <w:gridCol w:w="2200"/>
+        <w:gridCol w:w="3054"/>
       </w:tblGrid>
       <w:tr>
         <w:trPr>
           <w:cantSplit/>
-          <w:trHeight w:val="320" w:hRule="atLeast"/>
+          <w:trHeight w:val="300" w:hRule="atLeast"/>
         </w:trPr>
         <w:tc>
           <w:tcPr>
-            <w:tcW w:w="2000" w:type="dxa"/>
+            <w:tcW w:w="1750" w:type="dxa"/>
+            <w:vAlign w:val="center"/>
+          </w:tcPr>
+          <w:p>
+            <w:pPr>
+              <w:pStyle w:val="Heading2"/>
+              <w:spacing w:before="0" w:after="0" w:line="240" w:lineRule="auto"/>
+            </w:pPr>
+            <w:r>
+              <w:rPr>
+                <w:rFonts w:ascii="Avenir Next" w:hAnsi="Avenir Next" w:cs="Avenir Next" w:eastAsia="Avenir Next"/>
+                <w:b/>
+                <w:color w:val="003A70"/>
+                <w:spacing w:val="12"/>
+                <w:sz w:val="15"/>
+                <w:szCs w:val="15"/>
+              </w:rPr>
+              <w:t xml:space="preserve">CHECK YOURSELF</w:t>
+            </w:r>
+          </w:p>
+        </w:tc>
+        <w:tc>
+          <w:tcPr>
+            <w:tcW w:w="2500" w:type="dxa"/>
             <w:vAlign w:val="center"/>
           </w:tcPr>
           <w:p>
@@ -3802,20 +3846,27 @@
             </w:pPr>
             <w:r>
               <w:rPr>
-                <w:rFonts w:ascii="Avenir Next" w:hAnsi="Avenir Next" w:cs="Avenir Next" w:eastAsia="Avenir Next"/>
-                <w:b/>
-                <w:color w:val="003A70"/>
-                <w:spacing w:val="12"/>
-                <w:sz w:val="15"/>
-                <w:szCs w:val="15"/>
-              </w:rPr>
-              <w:t xml:space="preserve">CHECK YOURSELF</w:t>
+                <w:rFonts w:ascii="Arial" w:hAnsi="Arial" w:cs="Arial" w:eastAsia="Arial"/>
+                <w:color w:val="1A1A1A"/>
+                <w:sz w:val="20"/>
+                <w:szCs w:val="20"/>
+              </w:rPr>
+              <w:t xml:space="preserve">□</w:t>
+            </w:r>
+            <w:r>
+              <w:rPr>
+                <w:rFonts w:ascii="Avenir Next" w:hAnsi="Avenir Next" w:cs="Avenir Next" w:eastAsia="Avenir Next"/>
+                <w:color w:val="1A1A1A"/>
+                <w:sz w:val="17"/>
+                <w:szCs w:val="17"/>
+              </w:rPr>
+              <w:t xml:space="preserve">  I can do this on my own</w:t>
             </w:r>
           </w:p>
         </w:tc>
         <w:tc>
           <w:tcPr>
-            <w:tcW w:w="2300" w:type="dxa"/>
+            <w:tcW w:w="2200" w:type="dxa"/>
             <w:vAlign w:val="center"/>
           </w:tcPr>
           <w:p>
@@ -3826,8 +3877,8 @@
               <w:rPr>
                 <w:rFonts w:ascii="Arial" w:hAnsi="Arial" w:cs="Arial" w:eastAsia="Arial"/>
                 <w:color w:val="1A1A1A"/>
-                <w:sz w:val="24"/>
-                <w:szCs w:val="24"/>
+                <w:sz w:val="20"/>
+                <w:szCs w:val="20"/>
               </w:rPr>
               <w:t xml:space="preserve">□</w:t>
             </w:r>
@@ -3838,13 +3889,13 @@
                 <w:sz w:val="17"/>
                 <w:szCs w:val="17"/>
               </w:rPr>
-              <w:t xml:space="preserve">  I can do this on my own</w:t>
+              <w:t xml:space="preserve">  I need a little help</w:t>
             </w:r>
           </w:p>
         </w:tc>
         <w:tc>
           <w:tcPr>
-            <w:tcW w:w="2100" w:type="dxa"/>
+            <w:tcW w:w="3054" w:type="dxa"/>
             <w:vAlign w:val="center"/>
           </w:tcPr>
           <w:p>
@@ -3855,37 +3906,8 @@
               <w:rPr>
                 <w:rFonts w:ascii="Arial" w:hAnsi="Arial" w:cs="Arial" w:eastAsia="Arial"/>
                 <w:color w:val="1A1A1A"/>
-                <w:sz w:val="24"/>
-                <w:szCs w:val="24"/>
-              </w:rPr>
-              <w:t xml:space="preserve">□</w:t>
-            </w:r>
-            <w:r>
-              <w:rPr>
-                <w:rFonts w:ascii="Avenir Next" w:hAnsi="Avenir Next" w:cs="Avenir Next" w:eastAsia="Avenir Next"/>
-                <w:color w:val="1A1A1A"/>
-                <w:sz w:val="17"/>
-                <w:szCs w:val="17"/>
-              </w:rPr>
-              <w:t xml:space="preserve">  I need a little help</w:t>
-            </w:r>
-          </w:p>
-        </w:tc>
-        <w:tc>
-          <w:tcPr>
-            <w:tcW w:w="3104" w:type="dxa"/>
-            <w:vAlign w:val="center"/>
-          </w:tcPr>
-          <w:p>
-            <w:pPr>
-              <w:spacing w:before="0" w:after="0" w:line="240" w:lineRule="auto"/>
-            </w:pPr>
-            <w:r>
-              <w:rPr>
-                <w:rFonts w:ascii="Arial" w:hAnsi="Arial" w:cs="Arial" w:eastAsia="Arial"/>
-                <w:color w:val="1A1A1A"/>
-                <w:sz w:val="24"/>
-                <w:szCs w:val="24"/>
+                <w:sz w:val="20"/>
+                <w:szCs w:val="20"/>
               </w:rPr>
               <w:t xml:space="preserve">□</w:t>
             </w:r>
@@ -3920,7 +3942,7 @@
     <w:sectPr>
       <w:footerReference w:type="default" r:id="rIdFooter1"/>
       <w:pgSz w:w="12240" w:h="15840"/>
-      <w:pgMar w:top="893" w:right="1224" w:bottom="835" w:left="1512" w:header="432" w:footer="432" w:gutter="0"/>
+      <w:pgMar w:top="780" w:right="1224" w:bottom="760" w:left="1512" w:header="432" w:footer="432" w:gutter="0"/>
       <w:cols w:space="720"/>
     </w:sectPr>
   </w:body>
@@ -4000,7 +4022,106 @@
               <w:sz w:val="15"/>
               <w:szCs w:val="15"/>
             </w:rPr>
-            <w:t xml:space="preserve">Lesson 2-4  ·  Session 2  ·  Prerequisite Practice B</w:t>
+            <w:t xml:space="preserve">2-4 · Page </w:t>
+          </w:r>
+          <w:r>
+            <w:rPr>
+              <w:rFonts w:ascii="Avenir Next" w:hAnsi="Avenir Next" w:cs="Avenir Next" w:eastAsia="Avenir Next"/>
+              <w:color w:val="5A5F66"/>
+              <w:sz w:val="15"/>
+              <w:szCs w:val="15"/>
+            </w:rPr>
+            <w:fldChar w:fldCharType="begin"/>
+          </w:r>
+          <w:r>
+            <w:rPr>
+              <w:rFonts w:ascii="Avenir Next" w:hAnsi="Avenir Next" w:cs="Avenir Next" w:eastAsia="Avenir Next"/>
+              <w:color w:val="5A5F66"/>
+              <w:sz w:val="15"/>
+              <w:szCs w:val="15"/>
+            </w:rPr>
+            <w:instrText xml:space="preserve"> PAGE </w:instrText>
+          </w:r>
+          <w:r>
+            <w:rPr>
+              <w:rFonts w:ascii="Avenir Next" w:hAnsi="Avenir Next" w:cs="Avenir Next" w:eastAsia="Avenir Next"/>
+              <w:color w:val="5A5F66"/>
+              <w:sz w:val="15"/>
+              <w:szCs w:val="15"/>
+            </w:rPr>
+            <w:fldChar w:fldCharType="separate"/>
+          </w:r>
+          <w:r>
+            <w:rPr>
+              <w:rFonts w:ascii="Avenir Next" w:hAnsi="Avenir Next" w:cs="Avenir Next" w:eastAsia="Avenir Next"/>
+              <w:color w:val="5A5F66"/>
+              <w:sz w:val="15"/>
+              <w:szCs w:val="15"/>
+            </w:rPr>
+            <w:t xml:space="preserve">1</w:t>
+          </w:r>
+          <w:r>
+            <w:rPr>
+              <w:rFonts w:ascii="Avenir Next" w:hAnsi="Avenir Next" w:cs="Avenir Next" w:eastAsia="Avenir Next"/>
+              <w:color w:val="5A5F66"/>
+              <w:sz w:val="15"/>
+              <w:szCs w:val="15"/>
+            </w:rPr>
+            <w:fldChar w:fldCharType="end"/>
+          </w:r>
+          <w:r>
+            <w:rPr>
+              <w:rFonts w:ascii="Avenir Next" w:hAnsi="Avenir Next" w:cs="Avenir Next" w:eastAsia="Avenir Next"/>
+              <w:color w:val="5A5F66"/>
+              <w:sz w:val="15"/>
+              <w:szCs w:val="15"/>
+            </w:rPr>
+            <w:t xml:space="preserve"> of </w:t>
+          </w:r>
+          <w:r>
+            <w:rPr>
+              <w:rFonts w:ascii="Avenir Next" w:hAnsi="Avenir Next" w:cs="Avenir Next" w:eastAsia="Avenir Next"/>
+              <w:color w:val="5A5F66"/>
+              <w:sz w:val="15"/>
+              <w:szCs w:val="15"/>
+            </w:rPr>
+            <w:fldChar w:fldCharType="begin"/>
+          </w:r>
+          <w:r>
+            <w:rPr>
+              <w:rFonts w:ascii="Avenir Next" w:hAnsi="Avenir Next" w:cs="Avenir Next" w:eastAsia="Avenir Next"/>
+              <w:color w:val="5A5F66"/>
+              <w:sz w:val="15"/>
+              <w:szCs w:val="15"/>
+            </w:rPr>
+            <w:instrText xml:space="preserve"> NUMPAGES </w:instrText>
+          </w:r>
+          <w:r>
+            <w:rPr>
+              <w:rFonts w:ascii="Avenir Next" w:hAnsi="Avenir Next" w:cs="Avenir Next" w:eastAsia="Avenir Next"/>
+              <w:color w:val="5A5F66"/>
+              <w:sz w:val="15"/>
+              <w:szCs w:val="15"/>
+            </w:rPr>
+            <w:fldChar w:fldCharType="separate"/>
+          </w:r>
+          <w:r>
+            <w:rPr>
+              <w:rFonts w:ascii="Avenir Next" w:hAnsi="Avenir Next" w:cs="Avenir Next" w:eastAsia="Avenir Next"/>
+              <w:color w:val="5A5F66"/>
+              <w:sz w:val="15"/>
+              <w:szCs w:val="15"/>
+            </w:rPr>
+            <w:t xml:space="preserve">1</w:t>
+          </w:r>
+          <w:r>
+            <w:rPr>
+              <w:rFonts w:ascii="Avenir Next" w:hAnsi="Avenir Next" w:cs="Avenir Next" w:eastAsia="Avenir Next"/>
+              <w:color w:val="5A5F66"/>
+              <w:sz w:val="15"/>
+              <w:szCs w:val="15"/>
+            </w:rPr>
+            <w:fldChar w:fldCharType="end"/>
           </w:r>
         </w:p>
       </w:tc>
@@ -4043,5 +4164,23 @@
       </w:tblCellMar>
     </w:tblPr>
   </w:style>
+  <w:style w:type="paragraph" w:styleId="Heading1">
+    <w:name w:val="heading 1"/>
+    <w:basedOn w:val="Normal"/>
+    <w:pPr>
+      <w:outlineLvl w:val="0"/>
+      <w:keepNext w:val="0"/>
+      <w:keepLines w:val="0"/>
+    </w:pPr>
+  </w:style>
+  <w:style w:type="paragraph" w:styleId="Heading2">
+    <w:name w:val="heading 2"/>
+    <w:basedOn w:val="Normal"/>
+    <w:pPr>
+      <w:outlineLvl w:val="1"/>
+      <w:keepNext w:val="0"/>
+      <w:keepLines w:val="0"/>
+    </w:pPr>
+  </w:style>
 </w:styles>
 </file>